--- a/Rancangan_TA_Smart_Lamp_Grandy.docx
+++ b/Rancangan_TA_Smart_Lamp_Grandy.docx
@@ -1448,39 +1448,7 @@
       </w:r>
       <w:proofErr w:type="spellEnd"/>
       <w:r>
-        <w:t xml:space="preserve"> web Flask, </w:t>
-      </w:r>
-      <w:proofErr w:type="spellStart"/>
-      <w:r>
-        <w:t>termasuk</w:t>
-      </w:r>
-      <w:proofErr w:type="spellEnd"/>
-      <w:r>
-        <w:t xml:space="preserve"> </w:t>
-      </w:r>
-      <w:proofErr w:type="spellStart"/>
-      <w:r>
-        <w:t>mengatur</w:t>
-      </w:r>
-      <w:proofErr w:type="spellEnd"/>
-      <w:r>
-        <w:t xml:space="preserve"> </w:t>
-      </w:r>
-      <w:proofErr w:type="spellStart"/>
-      <w:r>
-        <w:t>tingkat</w:t>
-      </w:r>
-      <w:proofErr w:type="spellEnd"/>
-      <w:r>
-        <w:t xml:space="preserve"> </w:t>
-      </w:r>
-      <w:proofErr w:type="spellStart"/>
-      <w:r>
-        <w:t>kecerahan</w:t>
-      </w:r>
-      <w:proofErr w:type="spellEnd"/>
-      <w:r>
-        <w:t xml:space="preserve"> (brightness) lampu. </w:t>
+        <w:t xml:space="preserve"> web Flask. </w:t>
       </w:r>
       <w:proofErr w:type="spellStart"/>
       <w:r>
@@ -2210,7 +2178,6 @@
         <w:ind w:left="720"/>
       </w:pPr>
       <w:r>
-        <w:lastRenderedPageBreak/>
         <w:t xml:space="preserve">Sensor </w:t>
       </w:r>
       <w:proofErr w:type="spellStart"/>
@@ -2317,6 +2284,7 @@
       </w:pPr>
       <w:proofErr w:type="spellStart"/>
       <w:r>
+        <w:lastRenderedPageBreak/>
         <w:t>Sistem</w:t>
       </w:r>
       <w:proofErr w:type="spellEnd"/>
@@ -3291,11 +3259,9 @@
             <w:tcW w:w="0" w:type="auto"/>
           </w:tcPr>
           <w:p>
-            <w:proofErr w:type="spellStart"/>
-            <w:r>
-              <w:t>full_name</w:t>
-            </w:r>
-            <w:proofErr w:type="spellEnd"/>
+            <w:r>
+              <w:t>role</w:t>
+            </w:r>
           </w:p>
         </w:tc>
         <w:tc>
@@ -3308,11 +3274,11 @@
             </w:pPr>
             <w:proofErr w:type="gramStart"/>
             <w:r>
-              <w:t>VARCHAR(</w:t>
+              <w:t>ENUM(</w:t>
             </w:r>
             <w:proofErr w:type="gramEnd"/>
             <w:r>
-              <w:t>100) NOT NULL</w:t>
+              <w:t>'admin', 'user', 'guest')</w:t>
             </w:r>
           </w:p>
         </w:tc>
@@ -3324,12 +3290,9 @@
             <w:pPr>
               <w:cnfStyle w:val="000000010000" w:firstRow="0" w:lastRow="0" w:firstColumn="0" w:lastColumn="0" w:oddVBand="0" w:evenVBand="0" w:oddHBand="0" w:evenHBand="1" w:firstRowFirstColumn="0" w:firstRowLastColumn="0" w:lastRowFirstColumn="0" w:lastRowLastColumn="0"/>
             </w:pPr>
-            <w:r>
-              <w:t xml:space="preserve">Nama </w:t>
-            </w:r>
             <w:proofErr w:type="spellStart"/>
             <w:r>
-              <w:t>lengkap</w:t>
+              <w:t>Peran</w:t>
             </w:r>
             <w:proofErr w:type="spellEnd"/>
             <w:r>
@@ -3355,9 +3318,11 @@
             <w:tcW w:w="0" w:type="auto"/>
           </w:tcPr>
           <w:p>
-            <w:r>
-              <w:t>role</w:t>
-            </w:r>
+            <w:proofErr w:type="spellStart"/>
+            <w:r>
+              <w:t>created_at</w:t>
+            </w:r>
+            <w:proofErr w:type="spellEnd"/>
           </w:p>
         </w:tc>
         <w:tc>
@@ -3368,13 +3333,8 @@
             <w:pPr>
               <w:cnfStyle w:val="000000100000" w:firstRow="0" w:lastRow="0" w:firstColumn="0" w:lastColumn="0" w:oddVBand="0" w:evenVBand="0" w:oddHBand="1" w:evenHBand="0" w:firstRowFirstColumn="0" w:firstRowLastColumn="0" w:lastRowFirstColumn="0" w:lastRowLastColumn="0"/>
             </w:pPr>
-            <w:proofErr w:type="gramStart"/>
-            <w:r>
-              <w:t>ENUM(</w:t>
-            </w:r>
-            <w:proofErr w:type="gramEnd"/>
-            <w:r>
-              <w:t>'admin', 'user', 'guest')</w:t>
+            <w:r>
+              <w:t>TIMESTAMP DEFAULT CURRENT_TIMESTAMP</w:t>
             </w:r>
           </w:p>
         </w:tc>
@@ -3386,9 +3346,12 @@
             <w:pPr>
               <w:cnfStyle w:val="000000100000" w:firstRow="0" w:lastRow="0" w:firstColumn="0" w:lastColumn="0" w:oddVBand="0" w:evenVBand="0" w:oddHBand="1" w:evenHBand="0" w:firstRowFirstColumn="0" w:firstRowLastColumn="0" w:lastRowFirstColumn="0" w:lastRowLastColumn="0"/>
             </w:pPr>
+            <w:r>
+              <w:t xml:space="preserve">Waktu </w:t>
+            </w:r>
             <w:proofErr w:type="spellStart"/>
             <w:r>
-              <w:t>Peran</w:t>
+              <w:t>pembuatan</w:t>
             </w:r>
             <w:proofErr w:type="spellEnd"/>
             <w:r>
@@ -3396,172 +3359,7 @@
             </w:r>
             <w:proofErr w:type="spellStart"/>
             <w:r>
-              <w:t>pengguna</w:t>
-            </w:r>
-            <w:proofErr w:type="spellEnd"/>
-          </w:p>
-        </w:tc>
-      </w:tr>
-      <w:tr>
-        <w:trPr>
-          <w:cnfStyle w:val="000000010000" w:firstRow="0" w:lastRow="0" w:firstColumn="0" w:lastColumn="0" w:oddVBand="0" w:evenVBand="0" w:oddHBand="0" w:evenHBand="1" w:firstRowFirstColumn="0" w:firstRowLastColumn="0" w:lastRowFirstColumn="0" w:lastRowLastColumn="0"/>
-          <w:trHeight w:val="506"/>
-          <w:jc w:val="center"/>
-        </w:trPr>
-        <w:tc>
-          <w:tcPr>
-            <w:cnfStyle w:val="001000000000" w:firstRow="0" w:lastRow="0" w:firstColumn="1" w:lastColumn="0" w:oddVBand="0" w:evenVBand="0" w:oddHBand="0" w:evenHBand="0" w:firstRowFirstColumn="0" w:firstRowLastColumn="0" w:lastRowFirstColumn="0" w:lastRowLastColumn="0"/>
-            <w:tcW w:w="0" w:type="auto"/>
-          </w:tcPr>
-          <w:p>
-            <w:r>
-              <w:t>status</w:t>
-            </w:r>
-          </w:p>
-        </w:tc>
-        <w:tc>
-          <w:tcPr>
-            <w:tcW w:w="0" w:type="auto"/>
-          </w:tcPr>
-          <w:p>
-            <w:pPr>
-              <w:cnfStyle w:val="000000010000" w:firstRow="0" w:lastRow="0" w:firstColumn="0" w:lastColumn="0" w:oddVBand="0" w:evenVBand="0" w:oddHBand="0" w:evenHBand="1" w:firstRowFirstColumn="0" w:firstRowLastColumn="0" w:lastRowFirstColumn="0" w:lastRowLastColumn="0"/>
-            </w:pPr>
-            <w:proofErr w:type="gramStart"/>
-            <w:r>
-              <w:t>ENUM(</w:t>
-            </w:r>
-            <w:proofErr w:type="gramEnd"/>
-            <w:r>
-              <w:t>'active', 'inactive')</w:t>
-            </w:r>
-          </w:p>
-        </w:tc>
-        <w:tc>
-          <w:tcPr>
-            <w:tcW w:w="0" w:type="auto"/>
-          </w:tcPr>
-          <w:p>
-            <w:pPr>
-              <w:cnfStyle w:val="000000010000" w:firstRow="0" w:lastRow="0" w:firstColumn="0" w:lastColumn="0" w:oddVBand="0" w:evenVBand="0" w:oddHBand="0" w:evenHBand="1" w:firstRowFirstColumn="0" w:firstRowLastColumn="0" w:lastRowFirstColumn="0" w:lastRowLastColumn="0"/>
-            </w:pPr>
-            <w:r>
-              <w:t xml:space="preserve">Status </w:t>
-            </w:r>
-            <w:proofErr w:type="spellStart"/>
-            <w:r>
               <w:t>akun</w:t>
-            </w:r>
-            <w:proofErr w:type="spellEnd"/>
-          </w:p>
-        </w:tc>
-      </w:tr>
-      <w:tr>
-        <w:trPr>
-          <w:cnfStyle w:val="000000100000" w:firstRow="0" w:lastRow="0" w:firstColumn="0" w:lastColumn="0" w:oddVBand="0" w:evenVBand="0" w:oddHBand="1" w:evenHBand="0" w:firstRowFirstColumn="0" w:firstRowLastColumn="0" w:lastRowFirstColumn="0" w:lastRowLastColumn="0"/>
-          <w:trHeight w:val="506"/>
-          <w:jc w:val="center"/>
-        </w:trPr>
-        <w:tc>
-          <w:tcPr>
-            <w:cnfStyle w:val="001000000000" w:firstRow="0" w:lastRow="0" w:firstColumn="1" w:lastColumn="0" w:oddVBand="0" w:evenVBand="0" w:oddHBand="0" w:evenHBand="0" w:firstRowFirstColumn="0" w:firstRowLastColumn="0" w:lastRowFirstColumn="0" w:lastRowLastColumn="0"/>
-            <w:tcW w:w="0" w:type="auto"/>
-          </w:tcPr>
-          <w:p>
-            <w:proofErr w:type="spellStart"/>
-            <w:r>
-              <w:lastRenderedPageBreak/>
-              <w:t>created_at</w:t>
-            </w:r>
-            <w:proofErr w:type="spellEnd"/>
-          </w:p>
-        </w:tc>
-        <w:tc>
-          <w:tcPr>
-            <w:tcW w:w="0" w:type="auto"/>
-          </w:tcPr>
-          <w:p>
-            <w:pPr>
-              <w:cnfStyle w:val="000000100000" w:firstRow="0" w:lastRow="0" w:firstColumn="0" w:lastColumn="0" w:oddVBand="0" w:evenVBand="0" w:oddHBand="1" w:evenHBand="0" w:firstRowFirstColumn="0" w:firstRowLastColumn="0" w:lastRowFirstColumn="0" w:lastRowLastColumn="0"/>
-            </w:pPr>
-            <w:r>
-              <w:t>TIMESTAMP DEFAULT CURRENT_TIMESTAMP</w:t>
-            </w:r>
-          </w:p>
-        </w:tc>
-        <w:tc>
-          <w:tcPr>
-            <w:tcW w:w="0" w:type="auto"/>
-          </w:tcPr>
-          <w:p>
-            <w:pPr>
-              <w:cnfStyle w:val="000000100000" w:firstRow="0" w:lastRow="0" w:firstColumn="0" w:lastColumn="0" w:oddVBand="0" w:evenVBand="0" w:oddHBand="1" w:evenHBand="0" w:firstRowFirstColumn="0" w:firstRowLastColumn="0" w:lastRowFirstColumn="0" w:lastRowLastColumn="0"/>
-            </w:pPr>
-            <w:r>
-              <w:t xml:space="preserve">Waktu </w:t>
-            </w:r>
-            <w:proofErr w:type="spellStart"/>
-            <w:r>
-              <w:t>pembuatan</w:t>
-            </w:r>
-            <w:proofErr w:type="spellEnd"/>
-            <w:r>
-              <w:t xml:space="preserve"> </w:t>
-            </w:r>
-            <w:proofErr w:type="spellStart"/>
-            <w:r>
-              <w:t>akun</w:t>
-            </w:r>
-            <w:proofErr w:type="spellEnd"/>
-          </w:p>
-        </w:tc>
-      </w:tr>
-      <w:tr>
-        <w:trPr>
-          <w:cnfStyle w:val="000000010000" w:firstRow="0" w:lastRow="0" w:firstColumn="0" w:lastColumn="0" w:oddVBand="0" w:evenVBand="0" w:oddHBand="0" w:evenHBand="1" w:firstRowFirstColumn="0" w:firstRowLastColumn="0" w:lastRowFirstColumn="0" w:lastRowLastColumn="0"/>
-          <w:trHeight w:val="506"/>
-          <w:jc w:val="center"/>
-        </w:trPr>
-        <w:tc>
-          <w:tcPr>
-            <w:cnfStyle w:val="001000000000" w:firstRow="0" w:lastRow="0" w:firstColumn="1" w:lastColumn="0" w:oddVBand="0" w:evenVBand="0" w:oddHBand="0" w:evenHBand="0" w:firstRowFirstColumn="0" w:firstRowLastColumn="0" w:lastRowFirstColumn="0" w:lastRowLastColumn="0"/>
-            <w:tcW w:w="0" w:type="auto"/>
-          </w:tcPr>
-          <w:p>
-            <w:proofErr w:type="spellStart"/>
-            <w:r>
-              <w:t>last_login</w:t>
-            </w:r>
-            <w:proofErr w:type="spellEnd"/>
-          </w:p>
-        </w:tc>
-        <w:tc>
-          <w:tcPr>
-            <w:tcW w:w="0" w:type="auto"/>
-          </w:tcPr>
-          <w:p>
-            <w:pPr>
-              <w:cnfStyle w:val="000000010000" w:firstRow="0" w:lastRow="0" w:firstColumn="0" w:lastColumn="0" w:oddVBand="0" w:evenVBand="0" w:oddHBand="0" w:evenHBand="1" w:firstRowFirstColumn="0" w:firstRowLastColumn="0" w:lastRowFirstColumn="0" w:lastRowLastColumn="0"/>
-            </w:pPr>
-            <w:r>
-              <w:t>TIMESTAMP NULL</w:t>
-            </w:r>
-          </w:p>
-        </w:tc>
-        <w:tc>
-          <w:tcPr>
-            <w:tcW w:w="0" w:type="auto"/>
-          </w:tcPr>
-          <w:p>
-            <w:pPr>
-              <w:cnfStyle w:val="000000010000" w:firstRow="0" w:lastRow="0" w:firstColumn="0" w:lastColumn="0" w:oddVBand="0" w:evenVBand="0" w:oddHBand="0" w:evenHBand="1" w:firstRowFirstColumn="0" w:firstRowLastColumn="0" w:lastRowFirstColumn="0" w:lastRowLastColumn="0"/>
-            </w:pPr>
-            <w:r>
-              <w:t xml:space="preserve">Waktu login </w:t>
-            </w:r>
-            <w:proofErr w:type="spellStart"/>
-            <w:r>
-              <w:t>terakhir</w:t>
             </w:r>
             <w:proofErr w:type="spellEnd"/>
           </w:p>
@@ -3661,6 +3459,7 @@
           </w:tcPr>
           <w:p>
             <w:r>
+              <w:lastRenderedPageBreak/>
               <w:t>Field</w:t>
             </w:r>
           </w:p>
@@ -3767,11 +3566,9 @@
             <w:tcW w:w="806" w:type="pct"/>
           </w:tcPr>
           <w:p>
-            <w:proofErr w:type="spellStart"/>
-            <w:r>
-              <w:t>lamp_name</w:t>
-            </w:r>
-            <w:proofErr w:type="spellEnd"/>
+            <w:r>
+              <w:t>room</w:t>
+            </w:r>
           </w:p>
         </w:tc>
         <w:tc>
@@ -3788,7 +3585,7 @@
             </w:r>
             <w:proofErr w:type="gramEnd"/>
             <w:r>
-              <w:t>100) NOT NULL</w:t>
+              <w:t>100)</w:t>
             </w:r>
           </w:p>
         </w:tc>
@@ -3800,32 +3597,21 @@
             <w:pPr>
               <w:cnfStyle w:val="000000010000" w:firstRow="0" w:lastRow="0" w:firstColumn="0" w:lastColumn="0" w:oddVBand="0" w:evenVBand="0" w:oddHBand="0" w:evenHBand="1" w:firstRowFirstColumn="0" w:firstRowLastColumn="0" w:lastRowFirstColumn="0" w:lastRowLastColumn="0"/>
             </w:pPr>
-            <w:r>
-              <w:t>Nama lampu (</w:t>
-            </w:r>
             <w:proofErr w:type="spellStart"/>
             <w:r>
-              <w:t>misal</w:t>
+              <w:t>Lokasi</w:t>
             </w:r>
             <w:proofErr w:type="spellEnd"/>
             <w:r>
-              <w:t xml:space="preserve">: Lampu </w:t>
+              <w:t>/</w:t>
             </w:r>
             <w:proofErr w:type="spellStart"/>
             <w:r>
-              <w:t>Ruang</w:t>
+              <w:t>ruangan</w:t>
             </w:r>
             <w:proofErr w:type="spellEnd"/>
             <w:r>
-              <w:t xml:space="preserve"> </w:t>
-            </w:r>
-            <w:proofErr w:type="spellStart"/>
-            <w:r>
-              <w:t>Tamu</w:t>
-            </w:r>
-            <w:proofErr w:type="spellEnd"/>
-            <w:r>
-              <w:t>)</w:t>
+              <w:t xml:space="preserve"> lampu</w:t>
             </w:r>
           </w:p>
         </w:tc>
@@ -3842,9 +3628,11 @@
             <w:tcW w:w="806" w:type="pct"/>
           </w:tcPr>
           <w:p>
-            <w:r>
-              <w:t>room</w:t>
-            </w:r>
+            <w:proofErr w:type="spellStart"/>
+            <w:r>
+              <w:t>gpio_pin</w:t>
+            </w:r>
+            <w:proofErr w:type="spellEnd"/>
           </w:p>
         </w:tc>
         <w:tc>
@@ -3855,13 +3643,8 @@
             <w:pPr>
               <w:cnfStyle w:val="000000100000" w:firstRow="0" w:lastRow="0" w:firstColumn="0" w:lastColumn="0" w:oddVBand="0" w:evenVBand="0" w:oddHBand="1" w:evenHBand="0" w:firstRowFirstColumn="0" w:firstRowLastColumn="0" w:lastRowFirstColumn="0" w:lastRowLastColumn="0"/>
             </w:pPr>
-            <w:proofErr w:type="gramStart"/>
-            <w:r>
-              <w:t>VARCHAR(</w:t>
-            </w:r>
-            <w:proofErr w:type="gramEnd"/>
-            <w:r>
-              <w:t>100)</w:t>
+            <w:r>
+              <w:t>INT NOT NULL</w:t>
             </w:r>
           </w:p>
         </w:tc>
@@ -3875,19 +3658,19 @@
             </w:pPr>
             <w:proofErr w:type="spellStart"/>
             <w:r>
-              <w:t>Lokasi</w:t>
+              <w:t>Nomor</w:t>
             </w:r>
             <w:proofErr w:type="spellEnd"/>
             <w:r>
-              <w:t>/</w:t>
+              <w:t xml:space="preserve"> pin GPIO ESP32 </w:t>
             </w:r>
             <w:proofErr w:type="spellStart"/>
             <w:r>
-              <w:t>ruangan</w:t>
+              <w:t>untuk</w:t>
             </w:r>
             <w:proofErr w:type="spellEnd"/>
             <w:r>
-              <w:t xml:space="preserve"> lampu</w:t>
+              <w:t xml:space="preserve"> relay</w:t>
             </w:r>
           </w:p>
         </w:tc>
@@ -3904,11 +3687,9 @@
             <w:tcW w:w="806" w:type="pct"/>
           </w:tcPr>
           <w:p>
-            <w:proofErr w:type="spellStart"/>
-            <w:r>
-              <w:t>gpio_pin</w:t>
-            </w:r>
-            <w:proofErr w:type="spellEnd"/>
+            <w:r>
+              <w:t>status</w:t>
+            </w:r>
           </w:p>
         </w:tc>
         <w:tc>
@@ -3920,7 +3701,7 @@
               <w:cnfStyle w:val="000000010000" w:firstRow="0" w:lastRow="0" w:firstColumn="0" w:lastColumn="0" w:oddVBand="0" w:evenVBand="0" w:oddHBand="0" w:evenHBand="1" w:firstRowFirstColumn="0" w:firstRowLastColumn="0" w:lastRowFirstColumn="0" w:lastRowLastColumn="0"/>
             </w:pPr>
             <w:r>
-              <w:t>INT NOT NULL</w:t>
+              <w:t>BOOLEAN DEFAULT FALSE</w:t>
             </w:r>
           </w:p>
         </w:tc>
@@ -3932,125 +3713,8 @@
             <w:pPr>
               <w:cnfStyle w:val="000000010000" w:firstRow="0" w:lastRow="0" w:firstColumn="0" w:lastColumn="0" w:oddVBand="0" w:evenVBand="0" w:oddHBand="0" w:evenHBand="1" w:firstRowFirstColumn="0" w:firstRowLastColumn="0" w:lastRowFirstColumn="0" w:lastRowLastColumn="0"/>
             </w:pPr>
-            <w:proofErr w:type="spellStart"/>
-            <w:r>
-              <w:t>Nomor</w:t>
-            </w:r>
-            <w:proofErr w:type="spellEnd"/>
-            <w:r>
-              <w:t xml:space="preserve"> pin GPIO ESP32 </w:t>
-            </w:r>
-            <w:proofErr w:type="spellStart"/>
-            <w:r>
-              <w:t>untuk</w:t>
-            </w:r>
-            <w:proofErr w:type="spellEnd"/>
-            <w:r>
-              <w:t xml:space="preserve"> relay</w:t>
-            </w:r>
-          </w:p>
-        </w:tc>
-      </w:tr>
-      <w:tr>
-        <w:trPr>
-          <w:cnfStyle w:val="000000100000" w:firstRow="0" w:lastRow="0" w:firstColumn="0" w:lastColumn="0" w:oddVBand="0" w:evenVBand="0" w:oddHBand="1" w:evenHBand="0" w:firstRowFirstColumn="0" w:firstRowLastColumn="0" w:lastRowFirstColumn="0" w:lastRowLastColumn="0"/>
-          <w:trHeight w:val="506"/>
-          <w:jc w:val="center"/>
-        </w:trPr>
-        <w:tc>
-          <w:tcPr>
-            <w:cnfStyle w:val="001000000000" w:firstRow="0" w:lastRow="0" w:firstColumn="1" w:lastColumn="0" w:oddVBand="0" w:evenVBand="0" w:oddHBand="0" w:evenHBand="0" w:firstRowFirstColumn="0" w:firstRowLastColumn="0" w:lastRowFirstColumn="0" w:lastRowLastColumn="0"/>
-            <w:tcW w:w="806" w:type="pct"/>
-          </w:tcPr>
-          <w:p>
-            <w:r>
-              <w:t>status</w:t>
-            </w:r>
-          </w:p>
-        </w:tc>
-        <w:tc>
-          <w:tcPr>
-            <w:tcW w:w="2225" w:type="pct"/>
-          </w:tcPr>
-          <w:p>
-            <w:pPr>
-              <w:cnfStyle w:val="000000100000" w:firstRow="0" w:lastRow="0" w:firstColumn="0" w:lastColumn="0" w:oddVBand="0" w:evenVBand="0" w:oddHBand="1" w:evenHBand="0" w:firstRowFirstColumn="0" w:firstRowLastColumn="0" w:lastRowFirstColumn="0" w:lastRowLastColumn="0"/>
-            </w:pPr>
-            <w:r>
-              <w:t>BOOLEAN DEFAULT FALSE</w:t>
-            </w:r>
-          </w:p>
-        </w:tc>
-        <w:tc>
-          <w:tcPr>
-            <w:tcW w:w="1969" w:type="pct"/>
-          </w:tcPr>
-          <w:p>
-            <w:pPr>
-              <w:cnfStyle w:val="000000100000" w:firstRow="0" w:lastRow="0" w:firstColumn="0" w:lastColumn="0" w:oddVBand="0" w:evenVBand="0" w:oddHBand="1" w:evenHBand="0" w:firstRowFirstColumn="0" w:firstRowLastColumn="0" w:lastRowFirstColumn="0" w:lastRowLastColumn="0"/>
-            </w:pPr>
             <w:r>
               <w:t>Status lampu: 1 (on) / 0 (off)</w:t>
-            </w:r>
-          </w:p>
-        </w:tc>
-      </w:tr>
-      <w:tr>
-        <w:trPr>
-          <w:cnfStyle w:val="000000010000" w:firstRow="0" w:lastRow="0" w:firstColumn="0" w:lastColumn="0" w:oddVBand="0" w:evenVBand="0" w:oddHBand="0" w:evenHBand="1" w:firstRowFirstColumn="0" w:firstRowLastColumn="0" w:lastRowFirstColumn="0" w:lastRowLastColumn="0"/>
-          <w:trHeight w:val="506"/>
-          <w:jc w:val="center"/>
-        </w:trPr>
-        <w:tc>
-          <w:tcPr>
-            <w:cnfStyle w:val="001000000000" w:firstRow="0" w:lastRow="0" w:firstColumn="1" w:lastColumn="0" w:oddVBand="0" w:evenVBand="0" w:oddHBand="0" w:evenHBand="0" w:firstRowFirstColumn="0" w:firstRowLastColumn="0" w:lastRowFirstColumn="0" w:lastRowLastColumn="0"/>
-            <w:tcW w:w="806" w:type="pct"/>
-          </w:tcPr>
-          <w:p>
-            <w:r>
-              <w:t>brightness</w:t>
-            </w:r>
-          </w:p>
-        </w:tc>
-        <w:tc>
-          <w:tcPr>
-            <w:tcW w:w="2225" w:type="pct"/>
-          </w:tcPr>
-          <w:p>
-            <w:pPr>
-              <w:cnfStyle w:val="000000010000" w:firstRow="0" w:lastRow="0" w:firstColumn="0" w:lastColumn="0" w:oddVBand="0" w:evenVBand="0" w:oddHBand="0" w:evenHBand="1" w:firstRowFirstColumn="0" w:firstRowLastColumn="0" w:lastRowFirstColumn="0" w:lastRowLastColumn="0"/>
-            </w:pPr>
-            <w:r>
-              <w:t>INT DEFAULT 100</w:t>
-            </w:r>
-          </w:p>
-        </w:tc>
-        <w:tc>
-          <w:tcPr>
-            <w:tcW w:w="1969" w:type="pct"/>
-          </w:tcPr>
-          <w:p>
-            <w:pPr>
-              <w:cnfStyle w:val="000000010000" w:firstRow="0" w:lastRow="0" w:firstColumn="0" w:lastColumn="0" w:oddVBand="0" w:evenVBand="0" w:oddHBand="0" w:evenHBand="1" w:firstRowFirstColumn="0" w:firstRowLastColumn="0" w:lastRowFirstColumn="0" w:lastRowLastColumn="0"/>
-            </w:pPr>
-            <w:r>
-              <w:t xml:space="preserve">Tingkat </w:t>
-            </w:r>
-            <w:proofErr w:type="spellStart"/>
-            <w:r>
-              <w:t>kecerahan</w:t>
-            </w:r>
-            <w:proofErr w:type="spellEnd"/>
-            <w:r>
-              <w:t xml:space="preserve"> (0-100%), </w:t>
-            </w:r>
-            <w:proofErr w:type="spellStart"/>
-            <w:r>
-              <w:t>untuk</w:t>
-            </w:r>
-            <w:proofErr w:type="spellEnd"/>
-            <w:r>
-              <w:t xml:space="preserve"> PWM dimming</w:t>
             </w:r>
           </w:p>
         </w:tc>
@@ -4727,7 +4391,6 @@
         <w:pStyle w:val="Heading3"/>
       </w:pPr>
       <w:r>
-        <w:lastRenderedPageBreak/>
         <w:t xml:space="preserve">D. </w:t>
       </w:r>
       <w:proofErr w:type="spellStart"/>
@@ -4790,8 +4453,8 @@
       </w:tblPr>
       <w:tblGrid>
         <w:gridCol w:w="2356"/>
-        <w:gridCol w:w="3389"/>
-        <w:gridCol w:w="3111"/>
+        <w:gridCol w:w="3431"/>
+        <w:gridCol w:w="3069"/>
       </w:tblGrid>
       <w:tr>
         <w:trPr>
@@ -5065,7 +4728,8 @@
           <w:p>
             <w:proofErr w:type="spellStart"/>
             <w:r>
-              <w:t>auto_brightness</w:t>
+              <w:lastRenderedPageBreak/>
+              <w:t>system_mode</w:t>
             </w:r>
             <w:proofErr w:type="spellEnd"/>
           </w:p>
@@ -5078,8 +4742,13 @@
             <w:pPr>
               <w:cnfStyle w:val="000000010000" w:firstRow="0" w:lastRow="0" w:firstColumn="0" w:lastColumn="0" w:oddVBand="0" w:evenVBand="0" w:oddHBand="0" w:evenHBand="1" w:firstRowFirstColumn="0" w:firstRowLastColumn="0" w:lastRowFirstColumn="0" w:lastRowLastColumn="0"/>
             </w:pPr>
-            <w:r>
-              <w:t>INT DEFAULT 80</w:t>
+            <w:proofErr w:type="gramStart"/>
+            <w:r>
+              <w:t>ENUM(</w:t>
+            </w:r>
+            <w:proofErr w:type="gramEnd"/>
+            <w:r>
+              <w:t>'auto', 'manual') DEFAULT 'manual'</w:t>
             </w:r>
           </w:p>
         </w:tc>
@@ -5092,23 +4761,15 @@
               <w:cnfStyle w:val="000000010000" w:firstRow="0" w:lastRow="0" w:firstColumn="0" w:lastColumn="0" w:oddVBand="0" w:evenVBand="0" w:oddHBand="0" w:evenHBand="1" w:firstRowFirstColumn="0" w:firstRowLastColumn="0" w:lastRowFirstColumn="0" w:lastRowLastColumn="0"/>
             </w:pPr>
             <w:r>
-              <w:t xml:space="preserve">Brightness </w:t>
+              <w:t xml:space="preserve">Mode </w:t>
             </w:r>
             <w:proofErr w:type="spellStart"/>
             <w:r>
-              <w:t>otomatis</w:t>
+              <w:t>sistem</w:t>
             </w:r>
             <w:proofErr w:type="spellEnd"/>
             <w:r>
-              <w:t xml:space="preserve"> </w:t>
-            </w:r>
-            <w:proofErr w:type="spellStart"/>
-            <w:r>
-              <w:t>saat</w:t>
-            </w:r>
-            <w:proofErr w:type="spellEnd"/>
-            <w:r>
-              <w:t xml:space="preserve"> mode auto (0-100%)</w:t>
+              <w:t xml:space="preserve"> global</w:t>
             </w:r>
           </w:p>
         </w:tc>
@@ -5127,7 +4788,7 @@
           <w:p>
             <w:proofErr w:type="spellStart"/>
             <w:r>
-              <w:t>system_mode</w:t>
+              <w:t>notification_enabled</w:t>
             </w:r>
             <w:proofErr w:type="spellEnd"/>
           </w:p>
@@ -5140,13 +4801,8 @@
             <w:pPr>
               <w:cnfStyle w:val="000000100000" w:firstRow="0" w:lastRow="0" w:firstColumn="0" w:lastColumn="0" w:oddVBand="0" w:evenVBand="0" w:oddHBand="1" w:evenHBand="0" w:firstRowFirstColumn="0" w:firstRowLastColumn="0" w:lastRowFirstColumn="0" w:lastRowLastColumn="0"/>
             </w:pPr>
-            <w:proofErr w:type="gramStart"/>
-            <w:r>
-              <w:t>ENUM(</w:t>
-            </w:r>
-            <w:proofErr w:type="gramEnd"/>
-            <w:r>
-              <w:t>'auto', 'manual') DEFAULT 'manual'</w:t>
+            <w:r>
+              <w:t>BOOLEAN DEFAULT TRUE</w:t>
             </w:r>
           </w:p>
         </w:tc>
@@ -5158,17 +4814,19 @@
             <w:pPr>
               <w:cnfStyle w:val="000000100000" w:firstRow="0" w:lastRow="0" w:firstColumn="0" w:lastColumn="0" w:oddVBand="0" w:evenVBand="0" w:oddHBand="1" w:evenHBand="0" w:firstRowFirstColumn="0" w:firstRowLastColumn="0" w:lastRowFirstColumn="0" w:lastRowLastColumn="0"/>
             </w:pPr>
-            <w:r>
-              <w:t xml:space="preserve">Mode </w:t>
-            </w:r>
             <w:proofErr w:type="spellStart"/>
             <w:r>
-              <w:t>sistem</w:t>
+              <w:t>Aktifkan</w:t>
             </w:r>
             <w:proofErr w:type="spellEnd"/>
             <w:r>
-              <w:t xml:space="preserve"> global</w:t>
-            </w:r>
+              <w:t xml:space="preserve"> </w:t>
+            </w:r>
+            <w:proofErr w:type="spellStart"/>
+            <w:r>
+              <w:t>notifikasi</w:t>
+            </w:r>
+            <w:proofErr w:type="spellEnd"/>
           </w:p>
         </w:tc>
       </w:tr>
@@ -5186,7 +4844,7 @@
           <w:p>
             <w:proofErr w:type="spellStart"/>
             <w:r>
-              <w:t>notification_enabled</w:t>
+              <w:t>schedule_enabled</w:t>
             </w:r>
             <w:proofErr w:type="spellEnd"/>
           </w:p>
@@ -5200,7 +4858,7 @@
               <w:cnfStyle w:val="000000010000" w:firstRow="0" w:lastRow="0" w:firstColumn="0" w:lastColumn="0" w:oddVBand="0" w:evenVBand="0" w:oddHBand="0" w:evenHBand="1" w:firstRowFirstColumn="0" w:firstRowLastColumn="0" w:lastRowFirstColumn="0" w:lastRowLastColumn="0"/>
             </w:pPr>
             <w:r>
-              <w:t>BOOLEAN DEFAULT TRUE</w:t>
+              <w:t>BOOLEAN DEFAULT FALSE</w:t>
             </w:r>
           </w:p>
         </w:tc>
@@ -5222,7 +4880,15 @@
             </w:r>
             <w:proofErr w:type="spellStart"/>
             <w:r>
-              <w:t>notifikasi</w:t>
+              <w:t>jadwal</w:t>
+            </w:r>
+            <w:proofErr w:type="spellEnd"/>
+            <w:r>
+              <w:t xml:space="preserve"> </w:t>
+            </w:r>
+            <w:proofErr w:type="spellStart"/>
+            <w:r>
+              <w:t>otomatis</w:t>
             </w:r>
             <w:proofErr w:type="spellEnd"/>
           </w:p>
@@ -5242,7 +4908,7 @@
           <w:p>
             <w:proofErr w:type="spellStart"/>
             <w:r>
-              <w:t>schedule_enabled</w:t>
+              <w:t>schedule_on_time</w:t>
             </w:r>
             <w:proofErr w:type="spellEnd"/>
           </w:p>
@@ -5256,7 +4922,7 @@
               <w:cnfStyle w:val="000000100000" w:firstRow="0" w:lastRow="0" w:firstColumn="0" w:lastColumn="0" w:oddVBand="0" w:evenVBand="0" w:oddHBand="1" w:evenHBand="0" w:firstRowFirstColumn="0" w:firstRowLastColumn="0" w:lastRowFirstColumn="0" w:lastRowLastColumn="0"/>
             </w:pPr>
             <w:r>
-              <w:t>BOOLEAN DEFAULT FALSE</w:t>
+              <w:t>TIME NULL</w:t>
             </w:r>
           </w:p>
         </w:tc>
@@ -5267,70 +4933,6 @@
           <w:p>
             <w:pPr>
               <w:cnfStyle w:val="000000100000" w:firstRow="0" w:lastRow="0" w:firstColumn="0" w:lastColumn="0" w:oddVBand="0" w:evenVBand="0" w:oddHBand="1" w:evenHBand="0" w:firstRowFirstColumn="0" w:firstRowLastColumn="0" w:lastRowFirstColumn="0" w:lastRowLastColumn="0"/>
-            </w:pPr>
-            <w:proofErr w:type="spellStart"/>
-            <w:r>
-              <w:t>Aktifkan</w:t>
-            </w:r>
-            <w:proofErr w:type="spellEnd"/>
-            <w:r>
-              <w:t xml:space="preserve"> </w:t>
-            </w:r>
-            <w:proofErr w:type="spellStart"/>
-            <w:r>
-              <w:t>jadwal</w:t>
-            </w:r>
-            <w:proofErr w:type="spellEnd"/>
-            <w:r>
-              <w:t xml:space="preserve"> </w:t>
-            </w:r>
-            <w:proofErr w:type="spellStart"/>
-            <w:r>
-              <w:t>otomatis</w:t>
-            </w:r>
-            <w:proofErr w:type="spellEnd"/>
-          </w:p>
-        </w:tc>
-      </w:tr>
-      <w:tr>
-        <w:trPr>
-          <w:cnfStyle w:val="000000010000" w:firstRow="0" w:lastRow="0" w:firstColumn="0" w:lastColumn="0" w:oddVBand="0" w:evenVBand="0" w:oddHBand="0" w:evenHBand="1" w:firstRowFirstColumn="0" w:firstRowLastColumn="0" w:lastRowFirstColumn="0" w:lastRowLastColumn="0"/>
-          <w:trHeight w:val="506"/>
-          <w:jc w:val="center"/>
-        </w:trPr>
-        <w:tc>
-          <w:tcPr>
-            <w:cnfStyle w:val="001000000000" w:firstRow="0" w:lastRow="0" w:firstColumn="1" w:lastColumn="0" w:oddVBand="0" w:evenVBand="0" w:oddHBand="0" w:evenHBand="0" w:firstRowFirstColumn="0" w:firstRowLastColumn="0" w:lastRowFirstColumn="0" w:lastRowLastColumn="0"/>
-            <w:tcW w:w="0" w:type="auto"/>
-          </w:tcPr>
-          <w:p>
-            <w:proofErr w:type="spellStart"/>
-            <w:r>
-              <w:t>schedule_on_time</w:t>
-            </w:r>
-            <w:proofErr w:type="spellEnd"/>
-          </w:p>
-        </w:tc>
-        <w:tc>
-          <w:tcPr>
-            <w:tcW w:w="0" w:type="auto"/>
-          </w:tcPr>
-          <w:p>
-            <w:pPr>
-              <w:cnfStyle w:val="000000010000" w:firstRow="0" w:lastRow="0" w:firstColumn="0" w:lastColumn="0" w:oddVBand="0" w:evenVBand="0" w:oddHBand="0" w:evenHBand="1" w:firstRowFirstColumn="0" w:firstRowLastColumn="0" w:lastRowFirstColumn="0" w:lastRowLastColumn="0"/>
-            </w:pPr>
-            <w:r>
-              <w:t>TIME NULL</w:t>
-            </w:r>
-          </w:p>
-        </w:tc>
-        <w:tc>
-          <w:tcPr>
-            <w:tcW w:w="0" w:type="auto"/>
-          </w:tcPr>
-          <w:p>
-            <w:pPr>
-              <w:cnfStyle w:val="000000010000" w:firstRow="0" w:lastRow="0" w:firstColumn="0" w:lastColumn="0" w:oddVBand="0" w:evenVBand="0" w:oddHBand="0" w:evenHBand="1" w:firstRowFirstColumn="0" w:firstRowLastColumn="0" w:lastRowFirstColumn="0" w:lastRowLastColumn="0"/>
             </w:pPr>
             <w:r>
               <w:t xml:space="preserve">Waktu nyala </w:t>
@@ -6055,7 +5657,6 @@
           </w:tcPr>
           <w:p>
             <w:r>
-              <w:lastRenderedPageBreak/>
               <w:t>Field</w:t>
             </w:r>
           </w:p>
@@ -6296,6 +5897,7 @@
           <w:p>
             <w:proofErr w:type="spellStart"/>
             <w:r>
+              <w:lastRenderedPageBreak/>
               <w:t>hours_used</w:t>
             </w:r>
             <w:proofErr w:type="spellEnd"/>
@@ -6509,6 +6111,41 @@
       <w:r>
         <w:rPr>
           <w:b/>
+          <w:color w:val="548DD4" w:themeColor="text2" w:themeTint="99"/>
+          <w14:shadow w14:blurRad="38100" w14:dist="19050" w14:dir="2700000" w14:sx="100000" w14:sy="100000" w14:kx="0" w14:ky="0" w14:algn="tl">
+            <w14:schemeClr w14:val="dk1">
+              <w14:alpha w14:val="60000"/>
+            </w14:schemeClr>
+          </w14:shadow>
+          <w14:textOutline w14:w="0" w14:cap="flat" w14:cmpd="sng" w14:algn="ctr">
+            <w14:noFill/>
+            <w14:prstDash w14:val="solid"/>
+            <w14:round/>
+          </w14:textOutline>
+        </w:rPr>
+        <w:t>3.2 DESAIN ERD (Entity Relationship Diagram)</w:t>
+      </w:r>
+    </w:p>
+    <w:p>
+      <w:pPr>
+        <w:rPr>
+          <w:b/>
+          <w:color w:val="548DD4" w:themeColor="text2" w:themeTint="99"/>
+          <w14:shadow w14:blurRad="38100" w14:dist="19050" w14:dir="2700000" w14:sx="100000" w14:sy="100000" w14:kx="0" w14:ky="0" w14:algn="tl">
+            <w14:schemeClr w14:val="dk1">
+              <w14:alpha w14:val="60000"/>
+            </w14:schemeClr>
+          </w14:shadow>
+          <w14:textOutline w14:w="0" w14:cap="flat" w14:cmpd="sng" w14:algn="ctr">
+            <w14:noFill/>
+            <w14:prstDash w14:val="solid"/>
+            <w14:round/>
+          </w14:textOutline>
+        </w:rPr>
+      </w:pPr>
+      <w:r>
+        <w:rPr>
+          <w:b/>
           <w:noProof/>
           <w:color w:val="548DD4" w:themeColor="text2" w:themeTint="99"/>
           <w14:shadow w14:blurRad="38100" w14:dist="19050" w14:dir="2700000" w14:sx="100000" w14:sy="100000" w14:kx="0" w14:ky="0" w14:algn="tl">
@@ -6523,16 +6160,16 @@
           </w14:textOutline>
         </w:rPr>
         <w:drawing>
-          <wp:anchor distT="0" distB="0" distL="114300" distR="114300" simplePos="0" relativeHeight="251651072" behindDoc="0" locked="0" layoutInCell="1" allowOverlap="1" wp14:anchorId="65DD6689" wp14:editId="79B386D5">
+          <wp:anchor distT="0" distB="0" distL="114300" distR="114300" simplePos="0" relativeHeight="251651072" behindDoc="0" locked="0" layoutInCell="1" allowOverlap="1" wp14:anchorId="65DD6689" wp14:editId="45B04726">
             <wp:simplePos x="0" y="0"/>
             <wp:positionH relativeFrom="column">
-              <wp:posOffset>-95250</wp:posOffset>
+              <wp:posOffset>-90805</wp:posOffset>
             </wp:positionH>
             <wp:positionV relativeFrom="paragraph">
-              <wp:posOffset>942975</wp:posOffset>
+              <wp:posOffset>667385</wp:posOffset>
             </wp:positionV>
-            <wp:extent cx="5657850" cy="3343275"/>
-            <wp:effectExtent l="0" t="0" r="0" b="9525"/>
+            <wp:extent cx="5657850" cy="3213735"/>
+            <wp:effectExtent l="0" t="0" r="0" b="5715"/>
             <wp:wrapSquare wrapText="bothSides"/>
             <wp:docPr id="4" name="Picture 4"/>
             <wp:cNvGraphicFramePr>
@@ -6548,14 +6185,7 @@
                     </pic:cNvPicPr>
                   </pic:nvPicPr>
                   <pic:blipFill>
-                    <a:blip r:embed="rId8">
-                      <a:extLst>
-                        <a:ext uri="{28A0092B-C50C-407E-A947-70E740481C1C}">
-                          <a14:useLocalDpi xmlns:a14="http://schemas.microsoft.com/office/drawing/2010/main" val="0"/>
-                        </a:ext>
-                      </a:extLst>
-                    </a:blip>
-                    <a:srcRect/>
+                    <a:blip r:embed="rId8"/>
                     <a:stretch>
                       <a:fillRect/>
                     </a:stretch>
@@ -6563,7 +6193,7 @@
                   <pic:spPr bwMode="auto">
                     <a:xfrm>
                       <a:off x="0" y="0"/>
-                      <a:ext cx="5657850" cy="3343275"/>
+                      <a:ext cx="5657850" cy="3213735"/>
                     </a:xfrm>
                     <a:prstGeom prst="rect">
                       <a:avLst/>
@@ -6579,25 +6209,11 @@
             <wp14:sizeRelH relativeFrom="margin">
               <wp14:pctWidth>0</wp14:pctWidth>
             </wp14:sizeRelH>
+            <wp14:sizeRelV relativeFrom="margin">
+              <wp14:pctHeight>0</wp14:pctHeight>
+            </wp14:sizeRelV>
           </wp:anchor>
         </w:drawing>
-      </w:r>
-      <w:r>
-        <w:rPr>
-          <w:b/>
-          <w:color w:val="548DD4" w:themeColor="text2" w:themeTint="99"/>
-          <w14:shadow w14:blurRad="38100" w14:dist="19050" w14:dir="2700000" w14:sx="100000" w14:sy="100000" w14:kx="0" w14:ky="0" w14:algn="tl">
-            <w14:schemeClr w14:val="dk1">
-              <w14:alpha w14:val="60000"/>
-            </w14:schemeClr>
-          </w14:shadow>
-          <w14:textOutline w14:w="0" w14:cap="flat" w14:cmpd="sng" w14:algn="ctr">
-            <w14:noFill/>
-            <w14:prstDash w14:val="solid"/>
-            <w14:round/>
-          </w14:textOutline>
-        </w:rPr>
-        <w:t>3.2 DESAIN ERD (Entity Relationship Diagram)</w:t>
       </w:r>
     </w:p>
     <w:p>
@@ -6635,24 +6251,8 @@
           </w14:textOutline>
         </w:rPr>
       </w:pPr>
-    </w:p>
-    <w:p>
-      <w:pPr>
-        <w:rPr>
-          <w:b/>
-          <w:color w:val="548DD4" w:themeColor="text2" w:themeTint="99"/>
-          <w14:shadow w14:blurRad="38100" w14:dist="19050" w14:dir="2700000" w14:sx="100000" w14:sy="100000" w14:kx="0" w14:ky="0" w14:algn="tl">
-            <w14:schemeClr w14:val="dk1">
-              <w14:alpha w14:val="60000"/>
-            </w14:schemeClr>
-          </w14:shadow>
-          <w14:textOutline w14:w="0" w14:cap="flat" w14:cmpd="sng" w14:algn="ctr">
-            <w14:noFill/>
-            <w14:prstDash w14:val="solid"/>
-            <w14:round/>
-          </w14:textOutline>
-        </w:rPr>
-      </w:pPr>
+      <w:bookmarkStart w:id="0" w:name="_GoBack"/>
+      <w:bookmarkEnd w:id="0"/>
     </w:p>
     <w:p>
       <w:pPr>
@@ -6773,6 +6373,7 @@
         <w:pStyle w:val="Heading2"/>
       </w:pPr>
       <w:r>
+        <w:lastRenderedPageBreak/>
         <w:t xml:space="preserve">4.1 Diagram </w:t>
       </w:r>
       <w:proofErr w:type="spellStart"/>
@@ -8380,6 +7981,7 @@
         <w:pStyle w:val="Heading2"/>
       </w:pPr>
       <w:r>
+        <w:lastRenderedPageBreak/>
         <w:t xml:space="preserve">4.2 </w:t>
       </w:r>
       <w:proofErr w:type="spellStart"/>
@@ -9467,7 +9069,6 @@
               <w:jc w:val="center"/>
             </w:pPr>
             <w:r>
-              <w:lastRenderedPageBreak/>
               <w:t>3</w:t>
             </w:r>
           </w:p>
@@ -9480,13 +9081,16 @@
             <w:pPr>
               <w:cnfStyle w:val="000000100000" w:firstRow="0" w:lastRow="0" w:firstColumn="0" w:lastColumn="0" w:oddVBand="0" w:evenVBand="0" w:oddHBand="1" w:evenHBand="0" w:firstRowFirstColumn="0" w:firstRowLastColumn="0" w:lastRowFirstColumn="0" w:lastRowLastColumn="0"/>
             </w:pPr>
+            <w:r>
+              <w:t xml:space="preserve">Master Toggle (On/Off </w:t>
+            </w:r>
             <w:proofErr w:type="spellStart"/>
             <w:r>
-              <w:t>Mengatur</w:t>
+              <w:t>semua</w:t>
             </w:r>
             <w:proofErr w:type="spellEnd"/>
             <w:r>
-              <w:t xml:space="preserve"> Brightness Lampu (0-100%)</w:t>
+              <w:t xml:space="preserve"> lampu)</w:t>
             </w:r>
           </w:p>
         </w:tc>
@@ -9570,16 +9174,13 @@
             <w:pPr>
               <w:cnfStyle w:val="000000010000" w:firstRow="0" w:lastRow="0" w:firstColumn="0" w:lastColumn="0" w:oddVBand="0" w:evenVBand="0" w:oddHBand="0" w:evenHBand="1" w:firstRowFirstColumn="0" w:firstRowLastColumn="0" w:lastRowFirstColumn="0" w:lastRowLastColumn="0"/>
             </w:pPr>
-            <w:r>
-              <w:t xml:space="preserve">Master Toggle (On/Off </w:t>
-            </w:r>
             <w:proofErr w:type="spellStart"/>
             <w:r>
-              <w:t>semua</w:t>
+              <w:t>Mengubah</w:t>
             </w:r>
             <w:proofErr w:type="spellEnd"/>
             <w:r>
-              <w:t xml:space="preserve"> lampu)</w:t>
+              <w:t xml:space="preserve"> Mode (Auto/Manual)</w:t>
             </w:r>
           </w:p>
         </w:tc>
@@ -9665,11 +9266,11 @@
             </w:pPr>
             <w:proofErr w:type="spellStart"/>
             <w:r>
-              <w:t>Mengubah</w:t>
+              <w:t>Mengatur</w:t>
             </w:r>
             <w:proofErr w:type="spellEnd"/>
             <w:r>
-              <w:t xml:space="preserve"> Mode (Auto/Manual)</w:t>
+              <w:t xml:space="preserve"> Threshold Sensor (Lux)</w:t>
             </w:r>
           </w:p>
         </w:tc>
@@ -9700,10 +9301,7 @@
               <w:cnfStyle w:val="000000100000" w:firstRow="0" w:lastRow="0" w:firstColumn="0" w:lastColumn="0" w:oddVBand="0" w:evenVBand="0" w:oddHBand="1" w:evenHBand="0" w:firstRowFirstColumn="0" w:firstRowLastColumn="0" w:lastRowFirstColumn="0" w:lastRowLastColumn="0"/>
             </w:pPr>
             <w:r>
-              <w:rPr>
-                <w:rFonts w:ascii="Segoe UI Symbol" w:hAnsi="Segoe UI Symbol" w:cs="Segoe UI Symbol"/>
-              </w:rPr>
-              <w:t>✓</w:t>
+              <w:t>Read Only</w:t>
             </w:r>
           </w:p>
         </w:tc>
@@ -9741,6 +9339,7 @@
               <w:jc w:val="center"/>
             </w:pPr>
             <w:r>
+              <w:lastRenderedPageBreak/>
               <w:t>6</w:t>
             </w:r>
           </w:p>
@@ -9755,11 +9354,11 @@
             </w:pPr>
             <w:proofErr w:type="spellStart"/>
             <w:r>
-              <w:t>Mengatur</w:t>
+              <w:t>Melihat</w:t>
             </w:r>
             <w:proofErr w:type="spellEnd"/>
             <w:r>
-              <w:t xml:space="preserve"> Threshold Sensor (Lux)</w:t>
+              <w:t xml:space="preserve"> Data Sensor Real-Time</w:t>
             </w:r>
           </w:p>
         </w:tc>
@@ -9790,7 +9389,10 @@
               <w:cnfStyle w:val="000000010000" w:firstRow="0" w:lastRow="0" w:firstColumn="0" w:lastColumn="0" w:oddVBand="0" w:evenVBand="0" w:oddHBand="0" w:evenHBand="1" w:firstRowFirstColumn="0" w:firstRowLastColumn="0" w:lastRowFirstColumn="0" w:lastRowLastColumn="0"/>
             </w:pPr>
             <w:r>
-              <w:t>Read Only</w:t>
+              <w:rPr>
+                <w:rFonts w:ascii="Segoe UI Symbol" w:hAnsi="Segoe UI Symbol" w:cs="Segoe UI Symbol"/>
+              </w:rPr>
+              <w:t>✓</w:t>
             </w:r>
           </w:p>
         </w:tc>
@@ -9807,7 +9409,7 @@
               <w:rPr>
                 <w:rFonts w:ascii="Segoe UI Symbol" w:hAnsi="Segoe UI Symbol" w:cs="Segoe UI Symbol"/>
               </w:rPr>
-              <w:t>✗</w:t>
+              <w:t>✓</w:t>
             </w:r>
           </w:p>
         </w:tc>
@@ -9846,7 +9448,23 @@
             </w:r>
             <w:proofErr w:type="spellEnd"/>
             <w:r>
-              <w:t xml:space="preserve"> Data Sensor Real-Time</w:t>
+              <w:t xml:space="preserve"> </w:t>
+            </w:r>
+            <w:proofErr w:type="spellStart"/>
+            <w:r>
+              <w:t>Grafik</w:t>
+            </w:r>
+            <w:proofErr w:type="spellEnd"/>
+            <w:r>
+              <w:t xml:space="preserve"> </w:t>
+            </w:r>
+            <w:proofErr w:type="spellStart"/>
+            <w:r>
+              <w:t>Riwayat</w:t>
+            </w:r>
+            <w:proofErr w:type="spellEnd"/>
+            <w:r>
+              <w:t xml:space="preserve"> Sensor 24 Jam</w:t>
             </w:r>
           </w:p>
         </w:tc>
@@ -9936,23 +9554,23 @@
             </w:r>
             <w:proofErr w:type="spellEnd"/>
             <w:r>
+              <w:t xml:space="preserve"> Activity Log (</w:t>
+            </w:r>
+            <w:proofErr w:type="spellStart"/>
+            <w:r>
+              <w:t>Riwayat</w:t>
+            </w:r>
+            <w:proofErr w:type="spellEnd"/>
+            <w:r>
               <w:t xml:space="preserve"> </w:t>
             </w:r>
             <w:proofErr w:type="spellStart"/>
             <w:r>
-              <w:t>Grafik</w:t>
+              <w:t>Aktivitas</w:t>
             </w:r>
             <w:proofErr w:type="spellEnd"/>
             <w:r>
-              <w:t xml:space="preserve"> </w:t>
-            </w:r>
-            <w:proofErr w:type="spellStart"/>
-            <w:r>
-              <w:t>Riwayat</w:t>
-            </w:r>
-            <w:proofErr w:type="spellEnd"/>
-            <w:r>
-              <w:t xml:space="preserve"> Sensor 24 Jam</w:t>
+              <w:t>)</w:t>
             </w:r>
           </w:p>
         </w:tc>
@@ -10003,7 +9621,7 @@
               <w:rPr>
                 <w:rFonts w:ascii="Segoe UI Symbol" w:hAnsi="Segoe UI Symbol" w:cs="Segoe UI Symbol"/>
               </w:rPr>
-              <w:t>✓</w:t>
+              <w:t>✗</w:t>
             </w:r>
           </w:p>
         </w:tc>
@@ -10036,29 +9654,8 @@
             <w:pPr>
               <w:cnfStyle w:val="000000100000" w:firstRow="0" w:lastRow="0" w:firstColumn="0" w:lastColumn="0" w:oddVBand="0" w:evenVBand="0" w:oddHBand="1" w:evenHBand="0" w:firstRowFirstColumn="0" w:firstRowLastColumn="0" w:lastRowFirstColumn="0" w:lastRowLastColumn="0"/>
             </w:pPr>
-            <w:proofErr w:type="spellStart"/>
-            <w:r>
-              <w:t>Melihat</w:t>
-            </w:r>
-            <w:proofErr w:type="spellEnd"/>
-            <w:r>
-              <w:t xml:space="preserve"> Activity Log (</w:t>
-            </w:r>
-            <w:proofErr w:type="spellStart"/>
-            <w:r>
-              <w:t>Riwayat</w:t>
-            </w:r>
-            <w:proofErr w:type="spellEnd"/>
-            <w:r>
-              <w:t xml:space="preserve"> </w:t>
-            </w:r>
-            <w:proofErr w:type="spellStart"/>
-            <w:r>
-              <w:t>Aktivitas</w:t>
-            </w:r>
-            <w:proofErr w:type="spellEnd"/>
-            <w:r>
-              <w:t>)</w:t>
+            <w:r>
+              <w:t>Filter Activity Log (by lamp/mode/sensor)</w:t>
             </w:r>
           </w:p>
         </w:tc>
@@ -10130,7 +9727,10 @@
               <w:jc w:val="center"/>
             </w:pPr>
             <w:r>
-              <w:t>10</w:t>
+              <w:t>1</w:t>
+            </w:r>
+            <w:r>
+              <w:t>0</w:t>
             </w:r>
           </w:p>
         </w:tc>
@@ -10142,9 +9742,27 @@
             <w:pPr>
               <w:cnfStyle w:val="000000010000" w:firstRow="0" w:lastRow="0" w:firstColumn="0" w:lastColumn="0" w:oddVBand="0" w:evenVBand="0" w:oddHBand="0" w:evenHBand="1" w:firstRowFirstColumn="0" w:firstRowLastColumn="0" w:lastRowFirstColumn="0" w:lastRowLastColumn="0"/>
             </w:pPr>
-            <w:r>
-              <w:t>Filter Activity Log (by lamp/mode/sensor)</w:t>
-            </w:r>
+            <w:proofErr w:type="spellStart"/>
+            <w:r>
+              <w:t>Mengubah</w:t>
+            </w:r>
+            <w:proofErr w:type="spellEnd"/>
+            <w:r>
+              <w:t xml:space="preserve"> </w:t>
+            </w:r>
+            <w:proofErr w:type="spellStart"/>
+            <w:r>
+              <w:t>Pengaturan</w:t>
+            </w:r>
+            <w:proofErr w:type="spellEnd"/>
+            <w:r>
+              <w:t xml:space="preserve"> </w:t>
+            </w:r>
+            <w:proofErr w:type="spellStart"/>
+            <w:r>
+              <w:t>Sistem</w:t>
+            </w:r>
+            <w:proofErr w:type="spellEnd"/>
           </w:p>
         </w:tc>
         <w:tc>
@@ -10174,10 +9792,7 @@
               <w:cnfStyle w:val="000000010000" w:firstRow="0" w:lastRow="0" w:firstColumn="0" w:lastColumn="0" w:oddVBand="0" w:evenVBand="0" w:oddHBand="0" w:evenHBand="1" w:firstRowFirstColumn="0" w:firstRowLastColumn="0" w:lastRowFirstColumn="0" w:lastRowLastColumn="0"/>
             </w:pPr>
             <w:r>
-              <w:rPr>
-                <w:rFonts w:ascii="Segoe UI Symbol" w:hAnsi="Segoe UI Symbol" w:cs="Segoe UI Symbol"/>
-              </w:rPr>
-              <w:t>✓</w:t>
+              <w:t>Read Only</w:t>
             </w:r>
           </w:p>
         </w:tc>
@@ -10215,7 +9830,10 @@
               <w:jc w:val="center"/>
             </w:pPr>
             <w:r>
-              <w:t>11</w:t>
+              <w:t>1</w:t>
+            </w:r>
+            <w:r>
+              <w:t>1</w:t>
             </w:r>
           </w:p>
         </w:tc>
@@ -10229,7 +9847,7 @@
             </w:pPr>
             <w:proofErr w:type="spellStart"/>
             <w:r>
-              <w:t>Mengubah</w:t>
+              <w:t>Mengatur</w:t>
             </w:r>
             <w:proofErr w:type="spellEnd"/>
             <w:r>
@@ -10237,7 +9855,7 @@
             </w:r>
             <w:proofErr w:type="spellStart"/>
             <w:r>
-              <w:t>Pengaturan</w:t>
+              <w:t>Jadwal</w:t>
             </w:r>
             <w:proofErr w:type="spellEnd"/>
             <w:r>
@@ -10245,9 +9863,12 @@
             </w:r>
             <w:proofErr w:type="spellStart"/>
             <w:r>
-              <w:t>Sistem</w:t>
+              <w:t>Otomatis</w:t>
             </w:r>
             <w:proofErr w:type="spellEnd"/>
+            <w:r>
+              <w:t xml:space="preserve"> (Schedule)</w:t>
+            </w:r>
           </w:p>
         </w:tc>
         <w:tc>
@@ -10277,7 +9898,10 @@
               <w:cnfStyle w:val="000000100000" w:firstRow="0" w:lastRow="0" w:firstColumn="0" w:lastColumn="0" w:oddVBand="0" w:evenVBand="0" w:oddHBand="1" w:evenHBand="0" w:firstRowFirstColumn="0" w:firstRowLastColumn="0" w:lastRowFirstColumn="0" w:lastRowLastColumn="0"/>
             </w:pPr>
             <w:r>
-              <w:t>Read Only</w:t>
+              <w:rPr>
+                <w:rFonts w:ascii="Segoe UI Symbol" w:hAnsi="Segoe UI Symbol" w:cs="Segoe UI Symbol"/>
+              </w:rPr>
+              <w:t>✗</w:t>
             </w:r>
           </w:p>
         </w:tc>
@@ -10315,7 +9939,10 @@
               <w:jc w:val="center"/>
             </w:pPr>
             <w:r>
-              <w:t>12</w:t>
+              <w:t>1</w:t>
+            </w:r>
+            <w:r>
+              <w:t>2</w:t>
             </w:r>
           </w:p>
         </w:tc>
@@ -10327,30 +9954,14 @@
             <w:pPr>
               <w:cnfStyle w:val="000000010000" w:firstRow="0" w:lastRow="0" w:firstColumn="0" w:lastColumn="0" w:oddVBand="0" w:evenVBand="0" w:oddHBand="0" w:evenHBand="1" w:firstRowFirstColumn="0" w:firstRowLastColumn="0" w:lastRowFirstColumn="0" w:lastRowLastColumn="0"/>
             </w:pPr>
+            <w:r>
+              <w:t xml:space="preserve">Enable/Disable </w:t>
+            </w:r>
             <w:proofErr w:type="spellStart"/>
             <w:r>
-              <w:t>Mengatur</w:t>
+              <w:t>Notifikasi</w:t>
             </w:r>
             <w:proofErr w:type="spellEnd"/>
-            <w:r>
-              <w:t xml:space="preserve"> </w:t>
-            </w:r>
-            <w:proofErr w:type="spellStart"/>
-            <w:r>
-              <w:t>Jadwal</w:t>
-            </w:r>
-            <w:proofErr w:type="spellEnd"/>
-            <w:r>
-              <w:t xml:space="preserve"> </w:t>
-            </w:r>
-            <w:proofErr w:type="spellStart"/>
-            <w:r>
-              <w:t>Otomatis</w:t>
-            </w:r>
-            <w:proofErr w:type="spellEnd"/>
-            <w:r>
-              <w:t xml:space="preserve"> (Schedule)</w:t>
-            </w:r>
           </w:p>
         </w:tc>
         <w:tc>
@@ -10383,7 +9994,7 @@
               <w:rPr>
                 <w:rFonts w:ascii="Segoe UI Symbol" w:hAnsi="Segoe UI Symbol" w:cs="Segoe UI Symbol"/>
               </w:rPr>
-              <w:t>✗</w:t>
+              <w:t>✓</w:t>
             </w:r>
           </w:p>
         </w:tc>
@@ -10421,7 +10032,10 @@
               <w:jc w:val="center"/>
             </w:pPr>
             <w:r>
-              <w:t>13</w:t>
+              <w:t>1</w:t>
+            </w:r>
+            <w:r>
+              <w:t>3</w:t>
             </w:r>
           </w:p>
         </w:tc>
@@ -10433,12 +10047,17 @@
             <w:pPr>
               <w:cnfStyle w:val="000000100000" w:firstRow="0" w:lastRow="0" w:firstColumn="0" w:lastColumn="0" w:oddVBand="0" w:evenVBand="0" w:oddHBand="1" w:evenHBand="0" w:firstRowFirstColumn="0" w:firstRowLastColumn="0" w:lastRowFirstColumn="0" w:lastRowLastColumn="0"/>
             </w:pPr>
-            <w:r>
-              <w:t xml:space="preserve">Enable/Disable </w:t>
-            </w:r>
             <w:proofErr w:type="spellStart"/>
             <w:r>
-              <w:t>Notifikasi</w:t>
+              <w:t>Menambah</w:t>
+            </w:r>
+            <w:proofErr w:type="spellEnd"/>
+            <w:r>
+              <w:t xml:space="preserve"> Lampu </w:t>
+            </w:r>
+            <w:proofErr w:type="spellStart"/>
+            <w:r>
+              <w:t>Baru</w:t>
             </w:r>
             <w:proofErr w:type="spellEnd"/>
           </w:p>
@@ -10473,7 +10092,7 @@
               <w:rPr>
                 <w:rFonts w:ascii="Segoe UI Symbol" w:hAnsi="Segoe UI Symbol" w:cs="Segoe UI Symbol"/>
               </w:rPr>
-              <w:t>✓</w:t>
+              <w:t>✗</w:t>
             </w:r>
           </w:p>
         </w:tc>
@@ -10511,7 +10130,10 @@
               <w:jc w:val="center"/>
             </w:pPr>
             <w:r>
-              <w:t>14</w:t>
+              <w:t>1</w:t>
+            </w:r>
+            <w:r>
+              <w:t>4</w:t>
             </w:r>
           </w:p>
         </w:tc>
@@ -10523,19 +10145,17 @@
             <w:pPr>
               <w:cnfStyle w:val="000000010000" w:firstRow="0" w:lastRow="0" w:firstColumn="0" w:lastColumn="0" w:oddVBand="0" w:evenVBand="0" w:oddHBand="0" w:evenHBand="1" w:firstRowFirstColumn="0" w:firstRowLastColumn="0" w:lastRowFirstColumn="0" w:lastRowLastColumn="0"/>
             </w:pPr>
+            <w:r>
+              <w:t>Edit/</w:t>
+            </w:r>
             <w:proofErr w:type="spellStart"/>
             <w:r>
-              <w:t>Menambah</w:t>
+              <w:t>Hapus</w:t>
             </w:r>
             <w:proofErr w:type="spellEnd"/>
             <w:r>
-              <w:t xml:space="preserve"> Lampu </w:t>
-            </w:r>
-            <w:proofErr w:type="spellStart"/>
-            <w:r>
-              <w:t>Baru</w:t>
-            </w:r>
-            <w:proofErr w:type="spellEnd"/>
+              <w:t xml:space="preserve"> Lampu</w:t>
+            </w:r>
           </w:p>
         </w:tc>
         <w:tc>
@@ -10618,16 +10238,37 @@
             <w:pPr>
               <w:cnfStyle w:val="000000100000" w:firstRow="0" w:lastRow="0" w:firstColumn="0" w:lastColumn="0" w:oddVBand="0" w:evenVBand="0" w:oddHBand="1" w:evenHBand="0" w:firstRowFirstColumn="0" w:firstRowLastColumn="0" w:lastRowFirstColumn="0" w:lastRowLastColumn="0"/>
             </w:pPr>
-            <w:r>
-              <w:t>Edit/</w:t>
-            </w:r>
             <w:proofErr w:type="spellStart"/>
             <w:r>
+              <w:t>Manajemen</w:t>
+            </w:r>
+            <w:proofErr w:type="spellEnd"/>
+            <w:r>
+              <w:t xml:space="preserve"> </w:t>
+            </w:r>
+            <w:proofErr w:type="spellStart"/>
+            <w:r>
+              <w:t>Pengguna</w:t>
+            </w:r>
+            <w:proofErr w:type="spellEnd"/>
+            <w:r>
+              <w:t xml:space="preserve"> (</w:t>
+            </w:r>
+            <w:proofErr w:type="spellStart"/>
+            <w:r>
+              <w:t>Tambah</w:t>
+            </w:r>
+            <w:proofErr w:type="spellEnd"/>
+            <w:r>
+              <w:t>/Edit/</w:t>
+            </w:r>
+            <w:proofErr w:type="spellStart"/>
+            <w:r>
               <w:t>Hapus</w:t>
             </w:r>
             <w:proofErr w:type="spellEnd"/>
             <w:r>
-              <w:t xml:space="preserve"> Lampu</w:t>
+              <w:t>)</w:t>
             </w:r>
           </w:p>
         </w:tc>
@@ -10699,7 +10340,10 @@
               <w:jc w:val="center"/>
             </w:pPr>
             <w:r>
-              <w:t>16</w:t>
+              <w:t>1</w:t>
+            </w:r>
+            <w:r>
+              <w:t>6</w:t>
             </w:r>
           </w:p>
         </w:tc>
@@ -10713,35 +10357,27 @@
             </w:pPr>
             <w:proofErr w:type="spellStart"/>
             <w:r>
-              <w:t>Manajemen</w:t>
+              <w:t>Melihat</w:t>
             </w:r>
             <w:proofErr w:type="spellEnd"/>
             <w:r>
+              <w:t xml:space="preserve"> Detail </w:t>
+            </w:r>
+            <w:proofErr w:type="spellStart"/>
+            <w:r>
+              <w:t>Konsumsi</w:t>
+            </w:r>
+            <w:proofErr w:type="spellEnd"/>
+            <w:r>
               <w:t xml:space="preserve"> </w:t>
             </w:r>
             <w:proofErr w:type="spellStart"/>
             <w:r>
-              <w:t>Pengguna</w:t>
+              <w:t>Energi</w:t>
             </w:r>
             <w:proofErr w:type="spellEnd"/>
             <w:r>
-              <w:t xml:space="preserve"> (</w:t>
-            </w:r>
-            <w:proofErr w:type="spellStart"/>
-            <w:r>
-              <w:t>Tambah</w:t>
-            </w:r>
-            <w:proofErr w:type="spellEnd"/>
-            <w:r>
-              <w:t>/Edit/</w:t>
-            </w:r>
-            <w:proofErr w:type="spellStart"/>
-            <w:r>
-              <w:t>Hapus</w:t>
-            </w:r>
-            <w:proofErr w:type="spellEnd"/>
-            <w:r>
-              <w:t>)</w:t>
+              <w:t xml:space="preserve"> per Lampu</w:t>
             </w:r>
           </w:p>
         </w:tc>
@@ -10775,7 +10411,7 @@
               <w:rPr>
                 <w:rFonts w:ascii="Segoe UI Symbol" w:hAnsi="Segoe UI Symbol" w:cs="Segoe UI Symbol"/>
               </w:rPr>
-              <w:t>✗</w:t>
+              <w:t>✓</w:t>
             </w:r>
           </w:p>
         </w:tc>
@@ -10813,7 +10449,10 @@
               <w:jc w:val="center"/>
             </w:pPr>
             <w:r>
-              <w:t>17</w:t>
+              <w:t>1</w:t>
+            </w:r>
+            <w:r>
+              <w:t>7</w:t>
             </w:r>
           </w:p>
         </w:tc>
@@ -10825,29 +10464,16 @@
             <w:pPr>
               <w:cnfStyle w:val="000000100000" w:firstRow="0" w:lastRow="0" w:firstColumn="0" w:lastColumn="0" w:oddVBand="0" w:evenVBand="0" w:oddHBand="1" w:evenHBand="0" w:firstRowFirstColumn="0" w:firstRowLastColumn="0" w:lastRowFirstColumn="0" w:lastRowLastColumn="0"/>
             </w:pPr>
+            <w:r>
+              <w:t xml:space="preserve">Export Data (Log, Energy Usage) </w:t>
+            </w:r>
             <w:proofErr w:type="spellStart"/>
             <w:r>
-              <w:t>Melihat</w:t>
+              <w:t>ke</w:t>
             </w:r>
             <w:proofErr w:type="spellEnd"/>
             <w:r>
-              <w:t xml:space="preserve"> Detail </w:t>
-            </w:r>
-            <w:proofErr w:type="spellStart"/>
-            <w:r>
-              <w:t>Konsumsi</w:t>
-            </w:r>
-            <w:proofErr w:type="spellEnd"/>
-            <w:r>
-              <w:t xml:space="preserve"> </w:t>
-            </w:r>
-            <w:proofErr w:type="spellStart"/>
-            <w:r>
-              <w:t>Energi</w:t>
-            </w:r>
-            <w:proofErr w:type="spellEnd"/>
-            <w:r>
-              <w:t xml:space="preserve"> per Lampu</w:t>
+              <w:t xml:space="preserve"> CSV/Excel</w:t>
             </w:r>
           </w:p>
         </w:tc>
@@ -10881,7 +10507,7 @@
               <w:rPr>
                 <w:rFonts w:ascii="Segoe UI Symbol" w:hAnsi="Segoe UI Symbol" w:cs="Segoe UI Symbol"/>
               </w:rPr>
-              <w:t>✓</w:t>
+              <w:t>✗</w:t>
             </w:r>
           </w:p>
         </w:tc>
@@ -10919,7 +10545,10 @@
               <w:jc w:val="center"/>
             </w:pPr>
             <w:r>
-              <w:t>18</w:t>
+              <w:t>1</w:t>
+            </w:r>
+            <w:r>
+              <w:t>8</w:t>
             </w:r>
           </w:p>
         </w:tc>
@@ -10931,16 +10560,13 @@
             <w:pPr>
               <w:cnfStyle w:val="000000010000" w:firstRow="0" w:lastRow="0" w:firstColumn="0" w:lastColumn="0" w:oddVBand="0" w:evenVBand="0" w:oddHBand="0" w:evenHBand="1" w:firstRowFirstColumn="0" w:firstRowLastColumn="0" w:lastRowFirstColumn="0" w:lastRowLastColumn="0"/>
             </w:pPr>
-            <w:r>
-              <w:t xml:space="preserve">Export Data (Log, Energy Usage) </w:t>
-            </w:r>
             <w:proofErr w:type="spellStart"/>
             <w:r>
-              <w:t>ke</w:t>
+              <w:t>Akses</w:t>
             </w:r>
             <w:proofErr w:type="spellEnd"/>
             <w:r>
-              <w:t xml:space="preserve"> CSV/Excel</w:t>
+              <w:t xml:space="preserve"> REST API (dengan API Key)</w:t>
             </w:r>
           </w:p>
         </w:tc>
@@ -10974,7 +10600,7 @@
               <w:rPr>
                 <w:rFonts w:ascii="Segoe UI Symbol" w:hAnsi="Segoe UI Symbol" w:cs="Segoe UI Symbol"/>
               </w:rPr>
-              <w:t>✗</w:t>
+              <w:t>✓</w:t>
             </w:r>
           </w:p>
         </w:tc>
@@ -11012,7 +10638,6 @@
               <w:jc w:val="center"/>
             </w:pPr>
             <w:r>
-              <w:lastRenderedPageBreak/>
               <w:t>19</w:t>
             </w:r>
           </w:p>
@@ -11027,11 +10652,11 @@
             </w:pPr>
             <w:proofErr w:type="spellStart"/>
             <w:r>
-              <w:t>Akses</w:t>
+              <w:t>Konfigurasi</w:t>
             </w:r>
             <w:proofErr w:type="spellEnd"/>
             <w:r>
-              <w:t xml:space="preserve"> REST API (dengan API Key)</w:t>
+              <w:t xml:space="preserve"> ESP32 dan GPIO Mapping</w:t>
             </w:r>
           </w:p>
         </w:tc>
@@ -11065,7 +10690,7 @@
               <w:rPr>
                 <w:rFonts w:ascii="Segoe UI Symbol" w:hAnsi="Segoe UI Symbol" w:cs="Segoe UI Symbol"/>
               </w:rPr>
-              <w:t>✓</w:t>
+              <w:t>✗</w:t>
             </w:r>
           </w:p>
         </w:tc>
@@ -11077,96 +10702,6 @@
             <w:pPr>
               <w:jc w:val="center"/>
               <w:cnfStyle w:val="000000100000" w:firstRow="0" w:lastRow="0" w:firstColumn="0" w:lastColumn="0" w:oddVBand="0" w:evenVBand="0" w:oddHBand="1" w:evenHBand="0" w:firstRowFirstColumn="0" w:firstRowLastColumn="0" w:lastRowFirstColumn="0" w:lastRowLastColumn="0"/>
-            </w:pPr>
-            <w:r>
-              <w:rPr>
-                <w:rFonts w:ascii="Segoe UI Symbol" w:hAnsi="Segoe UI Symbol" w:cs="Segoe UI Symbol"/>
-              </w:rPr>
-              <w:t>✗</w:t>
-            </w:r>
-          </w:p>
-        </w:tc>
-      </w:tr>
-      <w:tr>
-        <w:trPr>
-          <w:cnfStyle w:val="000000010000" w:firstRow="0" w:lastRow="0" w:firstColumn="0" w:lastColumn="0" w:oddVBand="0" w:evenVBand="0" w:oddHBand="0" w:evenHBand="1" w:firstRowFirstColumn="0" w:firstRowLastColumn="0" w:lastRowFirstColumn="0" w:lastRowLastColumn="0"/>
-          <w:trHeight w:val="759"/>
-          <w:jc w:val="center"/>
-        </w:trPr>
-        <w:tc>
-          <w:tcPr>
-            <w:cnfStyle w:val="001000000000" w:firstRow="0" w:lastRow="0" w:firstColumn="1" w:lastColumn="0" w:oddVBand="0" w:evenVBand="0" w:oddHBand="0" w:evenHBand="0" w:firstRowFirstColumn="0" w:firstRowLastColumn="0" w:lastRowFirstColumn="0" w:lastRowLastColumn="0"/>
-            <w:tcW w:w="1507" w:type="dxa"/>
-          </w:tcPr>
-          <w:p>
-            <w:pPr>
-              <w:jc w:val="center"/>
-            </w:pPr>
-            <w:r>
-              <w:t>20</w:t>
-            </w:r>
-          </w:p>
-        </w:tc>
-        <w:tc>
-          <w:tcPr>
-            <w:tcW w:w="2307" w:type="dxa"/>
-          </w:tcPr>
-          <w:p>
-            <w:pPr>
-              <w:cnfStyle w:val="000000010000" w:firstRow="0" w:lastRow="0" w:firstColumn="0" w:lastColumn="0" w:oddVBand="0" w:evenVBand="0" w:oddHBand="0" w:evenHBand="1" w:firstRowFirstColumn="0" w:firstRowLastColumn="0" w:lastRowFirstColumn="0" w:lastRowLastColumn="0"/>
-            </w:pPr>
-            <w:proofErr w:type="spellStart"/>
-            <w:r>
-              <w:t>Konfigurasi</w:t>
-            </w:r>
-            <w:proofErr w:type="spellEnd"/>
-            <w:r>
-              <w:t xml:space="preserve"> ESP32 dan GPIO Mapping</w:t>
-            </w:r>
-          </w:p>
-        </w:tc>
-        <w:tc>
-          <w:tcPr>
-            <w:tcW w:w="1651" w:type="dxa"/>
-          </w:tcPr>
-          <w:p>
-            <w:pPr>
-              <w:jc w:val="center"/>
-              <w:cnfStyle w:val="000000010000" w:firstRow="0" w:lastRow="0" w:firstColumn="0" w:lastColumn="0" w:oddVBand="0" w:evenVBand="0" w:oddHBand="0" w:evenHBand="1" w:firstRowFirstColumn="0" w:firstRowLastColumn="0" w:lastRowFirstColumn="0" w:lastRowLastColumn="0"/>
-            </w:pPr>
-            <w:r>
-              <w:rPr>
-                <w:rFonts w:ascii="Segoe UI Symbol" w:hAnsi="Segoe UI Symbol" w:cs="Segoe UI Symbol"/>
-              </w:rPr>
-              <w:t>✓</w:t>
-            </w:r>
-          </w:p>
-        </w:tc>
-        <w:tc>
-          <w:tcPr>
-            <w:tcW w:w="1637" w:type="dxa"/>
-          </w:tcPr>
-          <w:p>
-            <w:pPr>
-              <w:jc w:val="center"/>
-              <w:cnfStyle w:val="000000010000" w:firstRow="0" w:lastRow="0" w:firstColumn="0" w:lastColumn="0" w:oddVBand="0" w:evenVBand="0" w:oddHBand="0" w:evenHBand="1" w:firstRowFirstColumn="0" w:firstRowLastColumn="0" w:lastRowFirstColumn="0" w:lastRowLastColumn="0"/>
-            </w:pPr>
-            <w:r>
-              <w:rPr>
-                <w:rFonts w:ascii="Segoe UI Symbol" w:hAnsi="Segoe UI Symbol" w:cs="Segoe UI Symbol"/>
-              </w:rPr>
-              <w:t>✗</w:t>
-            </w:r>
-          </w:p>
-        </w:tc>
-        <w:tc>
-          <w:tcPr>
-            <w:tcW w:w="1646" w:type="dxa"/>
-          </w:tcPr>
-          <w:p>
-            <w:pPr>
-              <w:jc w:val="center"/>
-              <w:cnfStyle w:val="000000010000" w:firstRow="0" w:lastRow="0" w:firstColumn="0" w:lastColumn="0" w:oddVBand="0" w:evenVBand="0" w:oddHBand="0" w:evenHBand="1" w:firstRowFirstColumn="0" w:firstRowLastColumn="0" w:lastRowFirstColumn="0" w:lastRowLastColumn="0"/>
             </w:pPr>
             <w:r>
               <w:rPr>
@@ -11292,6 +10827,7 @@
       </w:pPr>
       <w:proofErr w:type="spellStart"/>
       <w:r>
+        <w:lastRenderedPageBreak/>
         <w:t>Manajemen</w:t>
       </w:r>
       <w:proofErr w:type="spellEnd"/>
@@ -11735,7 +11271,7 @@
       </w:r>
       <w:proofErr w:type="spellEnd"/>
       <w:r>
-        <w:t xml:space="preserve"> lampu (on/off, brightness, mode) </w:t>
+        <w:t xml:space="preserve"> lampu (on/off, mode) </w:t>
       </w:r>
       <w:proofErr w:type="spellStart"/>
       <w:r>
@@ -12079,7 +11615,6 @@
       </w:pPr>
       <w:proofErr w:type="spellStart"/>
       <w:r>
-        <w:lastRenderedPageBreak/>
         <w:t>Hanya</w:t>
       </w:r>
       <w:proofErr w:type="spellEnd"/>
@@ -12331,6 +11866,7 @@
         <w:pStyle w:val="Heading1"/>
       </w:pPr>
       <w:r>
+        <w:lastRenderedPageBreak/>
         <w:t>6. KESIMPULAN</w:t>
       </w:r>
     </w:p>
@@ -13289,8 +12825,6 @@
         </w:rPr>
         <w:t xml:space="preserve"> </w:t>
       </w:r>
-      <w:bookmarkStart w:id="0" w:name="_GoBack"/>
-      <w:bookmarkEnd w:id="0"/>
     </w:p>
     <w:sectPr>
       <w:footerReference w:type="default" r:id="rId9"/>
@@ -13537,7 +13071,7 @@
   <w:abstractNum w:abstractNumId="8" w15:restartNumberingAfterBreak="0">
     <w:nsid w:val="FFFFFF89"/>
     <w:multiLevelType w:val="singleLevel"/>
-    <w:tmpl w:val="FDA8D1C2"/>
+    <w:tmpl w:val="F86A9DBC"/>
     <w:lvl w:ilvl="0">
       <w:start w:val="1"/>
       <w:numFmt w:val="bullet"/>
@@ -13870,11 +13404,6 @@
     <w:lsdException w:name="Book Title" w:uiPriority="33" w:qFormat="1"/>
     <w:lsdException w:name="Bibliography" w:semiHidden="1" w:uiPriority="37" w:unhideWhenUsed="1"/>
     <w:lsdException w:name="TOC Heading" w:semiHidden="1" w:uiPriority="39" w:unhideWhenUsed="1" w:qFormat="1"/>
-    <w:lsdException w:name="Plain Table 5" w:semiHidden="1" w:unhideWhenUsed="1"/>
-    <w:lsdException w:name="Grid Table Light" w:semiHidden="1" w:unhideWhenUsed="1"/>
-    <w:lsdException w:name="Grid Table 1 Light" w:semiHidden="1" w:unhideWhenUsed="1"/>
-    <w:lsdException w:name="Grid Table 2" w:semiHidden="1" w:unhideWhenUsed="1"/>
-    <w:lsdException w:name="Grid Table 3" w:semiHidden="1" w:unhideWhenUsed="1"/>
     <w:lsdException w:name="Grid Table 4" w:uiPriority="49"/>
     <w:lsdException w:name="Grid Table 5 Dark" w:uiPriority="50"/>
     <w:lsdException w:name="Grid Table 6 Colorful" w:uiPriority="51"/>
@@ -25332,7 +24861,7 @@
 </file>
 
 <file path=customXml/itemProps1.xml><?xml version="1.0" encoding="utf-8"?>
-<ds:datastoreItem xmlns:ds="http://schemas.openxmlformats.org/officeDocument/2006/customXml" ds:itemID="{838D4683-75D6-478F-9170-DE4F9DB56DBD}">
+<ds:datastoreItem xmlns:ds="http://schemas.openxmlformats.org/officeDocument/2006/customXml" ds:itemID="{6D6B08E7-184A-4C3F-8E6C-8347597C67B5}">
   <ds:schemaRefs>
     <ds:schemaRef ds:uri="http://schemas.openxmlformats.org/officeDocument/2006/bibliography"/>
   </ds:schemaRefs>

--- a/Rancangan_TA_Smart_Lamp_Grandy.docx
+++ b/Rancangan_TA_Smart_Lamp_Grandy.docx
@@ -2931,6 +2931,8 @@
       <w:r>
         <w:t xml:space="preserve"> Utama</w:t>
       </w:r>
+      <w:bookmarkStart w:id="0" w:name="_GoBack"/>
+      <w:bookmarkEnd w:id="0"/>
     </w:p>
     <w:p>
       <w:pPr>
@@ -3128,7 +3130,7 @@
           </w:tcPr>
           <w:p>
             <w:r>
-              <w:t>username</w:t>
+              <w:t>name</w:t>
             </w:r>
           </w:p>
         </w:tc>
@@ -3146,7 +3148,7 @@
             </w:r>
             <w:proofErr w:type="gramEnd"/>
             <w:r>
-              <w:t>50) UNIQUE NOT NULL</w:t>
+              <w:t>50) NOT NULL</w:t>
             </w:r>
           </w:p>
         </w:tc>
@@ -3163,20 +3165,17 @@
             </w:r>
             <w:proofErr w:type="spellStart"/>
             <w:r>
+              <w:t>asli</w:t>
+            </w:r>
+            <w:proofErr w:type="spellEnd"/>
+            <w:r>
+              <w:t xml:space="preserve"> </w:t>
+            </w:r>
+            <w:proofErr w:type="spellStart"/>
+            <w:r>
               <w:t>pengguna</w:t>
             </w:r>
             <w:proofErr w:type="spellEnd"/>
-            <w:r>
-              <w:t xml:space="preserve"> </w:t>
-            </w:r>
-            <w:proofErr w:type="spellStart"/>
-            <w:r>
-              <w:t>untuk</w:t>
-            </w:r>
-            <w:proofErr w:type="spellEnd"/>
-            <w:r>
-              <w:t xml:space="preserve"> login</w:t>
-            </w:r>
           </w:p>
         </w:tc>
       </w:tr>
@@ -3192,11 +3191,9 @@
             <w:tcW w:w="0" w:type="auto"/>
           </w:tcPr>
           <w:p>
-            <w:proofErr w:type="spellStart"/>
-            <w:r>
-              <w:t>password_hash</w:t>
-            </w:r>
-            <w:proofErr w:type="spellEnd"/>
+            <w:r>
+              <w:t>username</w:t>
+            </w:r>
           </w:p>
         </w:tc>
         <w:tc>
@@ -3213,7 +3210,7 @@
             </w:r>
             <w:proofErr w:type="gramEnd"/>
             <w:r>
-              <w:t>255) NOT NULL</w:t>
+              <w:t>50) UNIQUE NOT NULL</w:t>
             </w:r>
           </w:p>
         </w:tc>
@@ -3226,23 +3223,23 @@
               <w:cnfStyle w:val="000000100000" w:firstRow="0" w:lastRow="0" w:firstColumn="0" w:lastColumn="0" w:oddVBand="0" w:evenVBand="0" w:oddHBand="1" w:evenHBand="0" w:firstRowFirstColumn="0" w:firstRowLastColumn="0" w:lastRowFirstColumn="0" w:lastRowLastColumn="0"/>
             </w:pPr>
             <w:r>
-              <w:t xml:space="preserve">Password yang </w:t>
+              <w:t xml:space="preserve">Nama </w:t>
             </w:r>
             <w:proofErr w:type="spellStart"/>
             <w:r>
-              <w:t>sudah</w:t>
+              <w:t>pengguna</w:t>
             </w:r>
             <w:proofErr w:type="spellEnd"/>
             <w:r>
-              <w:t xml:space="preserve"> di-hash (</w:t>
+              <w:t xml:space="preserve"> </w:t>
             </w:r>
             <w:proofErr w:type="spellStart"/>
             <w:r>
-              <w:t>bcrypt</w:t>
+              <w:t>untuk</w:t>
             </w:r>
             <w:proofErr w:type="spellEnd"/>
             <w:r>
-              <w:t>/SHA-256)</w:t>
+              <w:t xml:space="preserve"> login</w:t>
             </w:r>
           </w:p>
         </w:tc>
@@ -3259,9 +3256,11 @@
             <w:tcW w:w="0" w:type="auto"/>
           </w:tcPr>
           <w:p>
-            <w:r>
-              <w:t>role</w:t>
-            </w:r>
+            <w:proofErr w:type="spellStart"/>
+            <w:r>
+              <w:t>password_hash</w:t>
+            </w:r>
+            <w:proofErr w:type="spellEnd"/>
           </w:p>
         </w:tc>
         <w:tc>
@@ -3274,11 +3273,11 @@
             </w:pPr>
             <w:proofErr w:type="gramStart"/>
             <w:r>
-              <w:t>ENUM(</w:t>
+              <w:t>VARCHAR(</w:t>
             </w:r>
             <w:proofErr w:type="gramEnd"/>
             <w:r>
-              <w:t>'admin', 'user', 'guest')</w:t>
+              <w:t>255) NOT NULL</w:t>
             </w:r>
           </w:p>
         </w:tc>
@@ -3290,19 +3289,25 @@
             <w:pPr>
               <w:cnfStyle w:val="000000010000" w:firstRow="0" w:lastRow="0" w:firstColumn="0" w:lastColumn="0" w:oddVBand="0" w:evenVBand="0" w:oddHBand="0" w:evenHBand="1" w:firstRowFirstColumn="0" w:firstRowLastColumn="0" w:lastRowFirstColumn="0" w:lastRowLastColumn="0"/>
             </w:pPr>
+            <w:r>
+              <w:t xml:space="preserve">Password yang </w:t>
+            </w:r>
             <w:proofErr w:type="spellStart"/>
             <w:r>
-              <w:t>Peran</w:t>
+              <w:t>sudah</w:t>
             </w:r>
             <w:proofErr w:type="spellEnd"/>
             <w:r>
-              <w:t xml:space="preserve"> </w:t>
+              <w:t xml:space="preserve"> di-hash (</w:t>
             </w:r>
             <w:proofErr w:type="spellStart"/>
             <w:r>
-              <w:t>pengguna</w:t>
+              <w:t>bcrypt</w:t>
             </w:r>
             <w:proofErr w:type="spellEnd"/>
+            <w:r>
+              <w:t>/SHA-256)</w:t>
+            </w:r>
           </w:p>
         </w:tc>
       </w:tr>
@@ -3318,11 +3323,9 @@
             <w:tcW w:w="0" w:type="auto"/>
           </w:tcPr>
           <w:p>
-            <w:proofErr w:type="spellStart"/>
-            <w:r>
-              <w:t>created_at</w:t>
-            </w:r>
-            <w:proofErr w:type="spellEnd"/>
+            <w:r>
+              <w:t>role</w:t>
+            </w:r>
           </w:p>
         </w:tc>
         <w:tc>
@@ -3333,8 +3336,13 @@
             <w:pPr>
               <w:cnfStyle w:val="000000100000" w:firstRow="0" w:lastRow="0" w:firstColumn="0" w:lastColumn="0" w:oddVBand="0" w:evenVBand="0" w:oddHBand="1" w:evenHBand="0" w:firstRowFirstColumn="0" w:firstRowLastColumn="0" w:lastRowFirstColumn="0" w:lastRowLastColumn="0"/>
             </w:pPr>
-            <w:r>
-              <w:t>TIMESTAMP DEFAULT CURRENT_TIMESTAMP</w:t>
+            <w:proofErr w:type="gramStart"/>
+            <w:r>
+              <w:t>ENUM(</w:t>
+            </w:r>
+            <w:proofErr w:type="gramEnd"/>
+            <w:r>
+              <w:t>'admin', 'user', 'guest')</w:t>
             </w:r>
           </w:p>
         </w:tc>
@@ -3345,6 +3353,62 @@
           <w:p>
             <w:pPr>
               <w:cnfStyle w:val="000000100000" w:firstRow="0" w:lastRow="0" w:firstColumn="0" w:lastColumn="0" w:oddVBand="0" w:evenVBand="0" w:oddHBand="1" w:evenHBand="0" w:firstRowFirstColumn="0" w:firstRowLastColumn="0" w:lastRowFirstColumn="0" w:lastRowLastColumn="0"/>
+            </w:pPr>
+            <w:proofErr w:type="spellStart"/>
+            <w:r>
+              <w:t>Peran</w:t>
+            </w:r>
+            <w:proofErr w:type="spellEnd"/>
+            <w:r>
+              <w:t xml:space="preserve"> </w:t>
+            </w:r>
+            <w:proofErr w:type="spellStart"/>
+            <w:r>
+              <w:t>pengguna</w:t>
+            </w:r>
+            <w:proofErr w:type="spellEnd"/>
+          </w:p>
+        </w:tc>
+      </w:tr>
+      <w:tr>
+        <w:trPr>
+          <w:cnfStyle w:val="000000010000" w:firstRow="0" w:lastRow="0" w:firstColumn="0" w:lastColumn="0" w:oddVBand="0" w:evenVBand="0" w:oddHBand="0" w:evenHBand="1" w:firstRowFirstColumn="0" w:firstRowLastColumn="0" w:lastRowFirstColumn="0" w:lastRowLastColumn="0"/>
+          <w:trHeight w:val="506"/>
+          <w:jc w:val="center"/>
+        </w:trPr>
+        <w:tc>
+          <w:tcPr>
+            <w:cnfStyle w:val="001000000000" w:firstRow="0" w:lastRow="0" w:firstColumn="1" w:lastColumn="0" w:oddVBand="0" w:evenVBand="0" w:oddHBand="0" w:evenHBand="0" w:firstRowFirstColumn="0" w:firstRowLastColumn="0" w:lastRowFirstColumn="0" w:lastRowLastColumn="0"/>
+            <w:tcW w:w="0" w:type="auto"/>
+          </w:tcPr>
+          <w:p>
+            <w:proofErr w:type="spellStart"/>
+            <w:r>
+              <w:t>created_at</w:t>
+            </w:r>
+            <w:proofErr w:type="spellEnd"/>
+          </w:p>
+        </w:tc>
+        <w:tc>
+          <w:tcPr>
+            <w:tcW w:w="0" w:type="auto"/>
+          </w:tcPr>
+          <w:p>
+            <w:pPr>
+              <w:cnfStyle w:val="000000010000" w:firstRow="0" w:lastRow="0" w:firstColumn="0" w:lastColumn="0" w:oddVBand="0" w:evenVBand="0" w:oddHBand="0" w:evenHBand="1" w:firstRowFirstColumn="0" w:firstRowLastColumn="0" w:lastRowFirstColumn="0" w:lastRowLastColumn="0"/>
+            </w:pPr>
+            <w:r>
+              <w:t>TIMESTAMP DEFAULT CURRENT_TIMESTAMP</w:t>
+            </w:r>
+          </w:p>
+        </w:tc>
+        <w:tc>
+          <w:tcPr>
+            <w:tcW w:w="0" w:type="auto"/>
+          </w:tcPr>
+          <w:p>
+            <w:pPr>
+              <w:cnfStyle w:val="000000010000" w:firstRow="0" w:lastRow="0" w:firstColumn="0" w:lastColumn="0" w:oddVBand="0" w:evenVBand="0" w:oddHBand="0" w:evenHBand="1" w:firstRowFirstColumn="0" w:firstRowLastColumn="0" w:lastRowFirstColumn="0" w:lastRowLastColumn="0"/>
             </w:pPr>
             <w:r>
               <w:t xml:space="preserve">Waktu </w:t>
@@ -3372,6 +3436,7 @@
         <w:pStyle w:val="Heading3"/>
       </w:pPr>
       <w:r>
+        <w:lastRenderedPageBreak/>
         <w:t xml:space="preserve">B. </w:t>
       </w:r>
       <w:proofErr w:type="spellStart"/>
@@ -3459,7 +3524,6 @@
           </w:tcPr>
           <w:p>
             <w:r>
-              <w:lastRenderedPageBreak/>
               <w:t>Field</w:t>
             </w:r>
           </w:p>
@@ -4578,6 +4642,7 @@
           <w:p>
             <w:proofErr w:type="spellStart"/>
             <w:r>
+              <w:lastRenderedPageBreak/>
               <w:t>threshold_on</w:t>
             </w:r>
             <w:proofErr w:type="spellEnd"/>
@@ -4728,7 +4793,6 @@
           <w:p>
             <w:proofErr w:type="spellStart"/>
             <w:r>
-              <w:lastRenderedPageBreak/>
               <w:t>system_mode</w:t>
             </w:r>
             <w:proofErr w:type="spellEnd"/>
@@ -5770,6 +5834,7 @@
           <w:p>
             <w:proofErr w:type="spellStart"/>
             <w:r>
+              <w:lastRenderedPageBreak/>
               <w:t>lamp_id</w:t>
             </w:r>
             <w:proofErr w:type="spellEnd"/>
@@ -5897,7 +5962,6 @@
           <w:p>
             <w:proofErr w:type="spellStart"/>
             <w:r>
-              <w:lastRenderedPageBreak/>
               <w:t>hours_used</w:t>
             </w:r>
             <w:proofErr w:type="spellEnd"/>
@@ -6160,7 +6224,7 @@
           </w14:textOutline>
         </w:rPr>
         <w:drawing>
-          <wp:anchor distT="0" distB="0" distL="114300" distR="114300" simplePos="0" relativeHeight="251651072" behindDoc="0" locked="0" layoutInCell="1" allowOverlap="1" wp14:anchorId="65DD6689" wp14:editId="45B04726">
+          <wp:anchor distT="0" distB="0" distL="114300" distR="114300" simplePos="0" relativeHeight="251651072" behindDoc="0" locked="0" layoutInCell="1" allowOverlap="1" wp14:anchorId="65DD6689" wp14:editId="5D88544D">
             <wp:simplePos x="0" y="0"/>
             <wp:positionH relativeFrom="column">
               <wp:posOffset>-90805</wp:posOffset>
@@ -6251,14 +6315,13 @@
           </w14:textOutline>
         </w:rPr>
       </w:pPr>
-      <w:bookmarkStart w:id="0" w:name="_GoBack"/>
-      <w:bookmarkEnd w:id="0"/>
     </w:p>
     <w:p>
       <w:pPr>
         <w:pStyle w:val="Heading1"/>
       </w:pPr>
       <w:r>
+        <w:lastRenderedPageBreak/>
         <w:t>4. RELASI ANTAR TABEL</w:t>
       </w:r>
     </w:p>
@@ -6373,7 +6436,6 @@
         <w:pStyle w:val="Heading2"/>
       </w:pPr>
       <w:r>
-        <w:lastRenderedPageBreak/>
         <w:t xml:space="preserve">4.1 Diagram </w:t>
       </w:r>
       <w:proofErr w:type="spellStart"/>
@@ -7820,7 +7882,11 @@
       </w:r>
       <w:proofErr w:type="spellEnd"/>
       <w:r>
-        <w:t xml:space="preserve"> global </w:t>
+        <w:t xml:space="preserve"> </w:t>
+      </w:r>
+      <w:r>
+        <w:lastRenderedPageBreak/>
+        <w:t xml:space="preserve">global </w:t>
       </w:r>
       <w:proofErr w:type="spellStart"/>
       <w:r>
@@ -7981,7 +8047,6 @@
         <w:pStyle w:val="Heading2"/>
       </w:pPr>
       <w:r>
-        <w:lastRenderedPageBreak/>
         <w:t xml:space="preserve">4.2 </w:t>
       </w:r>
       <w:proofErr w:type="spellStart"/>
@@ -9162,6 +9227,7 @@
               <w:jc w:val="center"/>
             </w:pPr>
             <w:r>
+              <w:lastRenderedPageBreak/>
               <w:t>4</w:t>
             </w:r>
           </w:p>
@@ -9339,7 +9405,6 @@
               <w:jc w:val="center"/>
             </w:pPr>
             <w:r>
-              <w:lastRenderedPageBreak/>
               <w:t>6</w:t>
             </w:r>
           </w:p>
@@ -10719,6 +10784,7 @@
         <w:pStyle w:val="Heading2"/>
       </w:pPr>
       <w:r>
+        <w:lastRenderedPageBreak/>
         <w:t xml:space="preserve">5.2 </w:t>
       </w:r>
       <w:proofErr w:type="spellStart"/>
@@ -10827,7 +10893,6 @@
       </w:pPr>
       <w:proofErr w:type="spellStart"/>
       <w:r>
-        <w:lastRenderedPageBreak/>
         <w:t>Manajemen</w:t>
       </w:r>
       <w:proofErr w:type="spellEnd"/>
@@ -11765,6 +11830,7 @@
       </w:pPr>
       <w:proofErr w:type="spellStart"/>
       <w:r>
+        <w:lastRenderedPageBreak/>
         <w:t>Cocok</w:t>
       </w:r>
       <w:proofErr w:type="spellEnd"/>
@@ -11866,7 +11932,6 @@
         <w:pStyle w:val="Heading1"/>
       </w:pPr>
       <w:r>
-        <w:lastRenderedPageBreak/>
         <w:t>6. KESIMPULAN</w:t>
       </w:r>
     </w:p>
@@ -24861,7 +24926,7 @@
 </file>
 
 <file path=customXml/itemProps1.xml><?xml version="1.0" encoding="utf-8"?>
-<ds:datastoreItem xmlns:ds="http://schemas.openxmlformats.org/officeDocument/2006/customXml" ds:itemID="{6D6B08E7-184A-4C3F-8E6C-8347597C67B5}">
+<ds:datastoreItem xmlns:ds="http://schemas.openxmlformats.org/officeDocument/2006/customXml" ds:itemID="{BAFAF40F-AD0E-4A7A-A140-230014E1EFF4}">
   <ds:schemaRefs>
     <ds:schemaRef ds:uri="http://schemas.openxmlformats.org/officeDocument/2006/bibliography"/>
   </ds:schemaRefs>
